--- a/docs/relatorio/RELATORIO_AV1.docx
+++ b/docs/relatorio/RELATORIO_AV1.docx
@@ -1273,7 +1273,34 @@
         <w:t xml:space="preserve"> </w:t>
       </w:r>
       <w:r>
-        <w:t xml:space="preserve">fase do gravador, D-22, e as evidências 4.2 e 4.3). As coletas físicas foram feitas pelo grupo em</w:t>
+        <w:t xml:space="preserve">fase do gravador, D-22). As evidências 4.2 e 4.3 foram geradas de novo por João Paulo Silva com</w:t>
+      </w:r>
+      <w:r>
+        <w:t xml:space="preserve"> </w:t>
+      </w:r>
+      <w:r>
+        <w:rPr>
+          <w:rStyle w:val="VerbatimChar"/>
+        </w:rPr>
+        <w:t xml:space="preserve">scripts/av1_evidencias.ps1</w:t>
+      </w:r>
+      <w:r>
+        <w:t xml:space="preserve"> </w:t>
+      </w:r>
+      <w:r>
+        <w:t xml:space="preserve">no commit</w:t>
+      </w:r>
+      <w:r>
+        <w:t xml:space="preserve"> </w:t>
+      </w:r>
+      <w:r>
+        <w:rPr>
+          <w:rStyle w:val="VerbatimChar"/>
+        </w:rPr>
+        <w:t xml:space="preserve">710ef50</w:t>
+      </w:r>
+      <w:r>
+        <w:t xml:space="preserve">, com a árvore limpa. As coletas físicas foram feitas pelo grupo em</w:t>
       </w:r>
       <w:r>
         <w:t xml:space="preserve"> </w:t>
@@ -3007,13 +3034,13 @@
         <w:rPr>
           <w:rStyle w:val="VerbatimChar"/>
         </w:rPr>
-        <w:t xml:space="preserve">b9c70d3</w:t>
-      </w:r>
-      <w:r>
-        <w:t xml:space="preserve"> </w:t>
-      </w:r>
-      <w:r>
-        <w:t xml:space="preserve">(com alterações não comitadas) · executado por juliano.ramos@estudante.ufla.br em CORSA / Microsoft Windows NT 10.0.26100.0</w:t>
+        <w:t xml:space="preserve">710ef50</w:t>
+      </w:r>
+      <w:r>
+        <w:t xml:space="preserve"> </w:t>
+      </w:r>
+      <w:r>
+        <w:t xml:space="preserve">(árvore limpa) · executado por joao.silva86@estudante.ufla.br em JOAO-PAULO / Microsoft Windows NT 10.0.26300.0</w:t>
       </w:r>
     </w:p>
     <w:p>
@@ -3025,7 +3052,7 @@
         <w:pStyle w:val="Compact"/>
       </w:pPr>
       <w:r>
-        <w:t xml:space="preserve">Início: 21/10/2026 20:38:13 · fim: 20:38:57 · código de saída: 0</w:t>
+        <w:t xml:space="preserve">Início: 22/10/2026 23:26:56 · fim: 23:27:23 · código de saída: 0</w:t>
       </w:r>
     </w:p>
     <w:p>
@@ -3037,7 +3064,7 @@
           <w:bCs/>
           <w:b/>
         </w:rPr>
-        <w:t xml:space="preserve">Total: 157 testes em 28 classes, 0 falhas, 0 erros, 3 ignorados.</w:t>
+        <w:t xml:space="preserve">Total: 161 testes em 29 classes, 0 falhas, 0 erros, 0 ignorados.</w:t>
       </w:r>
       <w:r>
         <w:t xml:space="preserve"> </w:t>
@@ -3095,13 +3122,13 @@
         <w:rPr>
           <w:rStyle w:val="VerbatimChar"/>
         </w:rPr>
-        <w:t xml:space="preserve">b9c70d3</w:t>
-      </w:r>
-      <w:r>
-        <w:t xml:space="preserve"> </w:t>
-      </w:r>
-      <w:r>
-        <w:t xml:space="preserve">(com alterações não comitadas), CORSA / Microsoft Windows NT 10.0.26100.0.</w:t>
+        <w:t xml:space="preserve">710ef50</w:t>
+      </w:r>
+      <w:r>
+        <w:t xml:space="preserve"> </w:t>
+      </w:r>
+      <w:r>
+        <w:t xml:space="preserve">(árvore limpa), JOAO-PAULO / Microsoft Windows NT 10.0.26300.0.</w:t>
       </w:r>
     </w:p>
     <w:tbl>
@@ -3243,7 +3270,7 @@
               <w:jc w:val="left"/>
             </w:pPr>
             <w:r>
-              <w:t xml:space="preserve">21/10/2026 20:38:57</w:t>
+              <w:t xml:space="preserve">22/10/2026 23:27:24</w:t>
             </w:r>
           </w:p>
         </w:tc>
@@ -3279,19 +3306,19 @@
               <w:jc w:val="left"/>
             </w:pPr>
             <w:r>
-              <w:t xml:space="preserve">0.077</w:t>
-            </w:r>
-          </w:p>
-        </w:tc>
-        <w:tc>
-          <w:tcPr/>
-          <w:p>
-            <w:pPr>
-              <w:pStyle w:val="Compact"/>
-              <w:jc w:val="left"/>
-            </w:pPr>
-            <w:r>
-              <w:t xml:space="preserve">16</w:t>
+              <w:t xml:space="preserve">0.059</w:t>
+            </w:r>
+          </w:p>
+        </w:tc>
+        <w:tc>
+          <w:tcPr/>
+          <w:p>
+            <w:pPr>
+              <w:pStyle w:val="Compact"/>
+              <w:jc w:val="left"/>
+            </w:pPr>
+            <w:r>
+              <w:t xml:space="preserve">6.8</w:t>
             </w:r>
           </w:p>
         </w:tc>
@@ -3341,7 +3368,7 @@
               <w:jc w:val="left"/>
             </w:pPr>
             <w:r>
-              <w:t xml:space="preserve">21/10/2026 20:39:13</w:t>
+              <w:t xml:space="preserve">22/10/2026 23:27:30</w:t>
             </w:r>
           </w:p>
         </w:tc>
@@ -3377,19 +3404,19 @@
               <w:jc w:val="left"/>
             </w:pPr>
             <w:r>
-              <w:t xml:space="preserve">0.084</w:t>
-            </w:r>
-          </w:p>
-        </w:tc>
-        <w:tc>
-          <w:tcPr/>
-          <w:p>
-            <w:pPr>
-              <w:pStyle w:val="Compact"/>
-              <w:jc w:val="left"/>
-            </w:pPr>
-            <w:r>
-              <w:t xml:space="preserve">14.1</w:t>
+              <w:t xml:space="preserve">0.053</w:t>
+            </w:r>
+          </w:p>
+        </w:tc>
+        <w:tc>
+          <w:tcPr/>
+          <w:p>
+            <w:pPr>
+              <w:pStyle w:val="Compact"/>
+              <w:jc w:val="left"/>
+            </w:pPr>
+            <w:r>
+              <w:t xml:space="preserve">8.8</w:t>
             </w:r>
           </w:p>
         </w:tc>
@@ -3439,7 +3466,7 @@
               <w:jc w:val="left"/>
             </w:pPr>
             <w:r>
-              <w:t xml:space="preserve">21/10/2026 20:39:27</w:t>
+              <w:t xml:space="preserve">22/10/2026 23:27:39</w:t>
             </w:r>
           </w:p>
         </w:tc>
@@ -3475,19 +3502,19 @@
               <w:jc w:val="left"/>
             </w:pPr>
             <w:r>
-              <w:t xml:space="preserve">0.08</w:t>
-            </w:r>
-          </w:p>
-        </w:tc>
-        <w:tc>
-          <w:tcPr/>
-          <w:p>
-            <w:pPr>
-              <w:pStyle w:val="Compact"/>
-              <w:jc w:val="left"/>
-            </w:pPr>
-            <w:r>
-              <w:t xml:space="preserve">13.1</w:t>
+              <w:t xml:space="preserve">0.059</w:t>
+            </w:r>
+          </w:p>
+        </w:tc>
+        <w:tc>
+          <w:tcPr/>
+          <w:p>
+            <w:pPr>
+              <w:pStyle w:val="Compact"/>
+              <w:jc w:val="left"/>
+            </w:pPr>
+            <w:r>
+              <w:t xml:space="preserve">8.9</w:t>
             </w:r>
           </w:p>
         </w:tc>
@@ -3537,7 +3564,7 @@
               <w:jc w:val="left"/>
             </w:pPr>
             <w:r>
-              <w:t xml:space="preserve">21/10/2026 20:39:40</w:t>
+              <w:t xml:space="preserve">22/10/2026 23:27:48</w:t>
             </w:r>
           </w:p>
         </w:tc>
@@ -3573,19 +3600,19 @@
               <w:jc w:val="left"/>
             </w:pPr>
             <w:r>
-              <w:t xml:space="preserve">0.079</w:t>
-            </w:r>
-          </w:p>
-        </w:tc>
-        <w:tc>
-          <w:tcPr/>
-          <w:p>
-            <w:pPr>
-              <w:pStyle w:val="Compact"/>
-              <w:jc w:val="left"/>
-            </w:pPr>
-            <w:r>
-              <w:t xml:space="preserve">11.5</w:t>
+              <w:t xml:space="preserve">0.061</w:t>
+            </w:r>
+          </w:p>
+        </w:tc>
+        <w:tc>
+          <w:tcPr/>
+          <w:p>
+            <w:pPr>
+              <w:pStyle w:val="Compact"/>
+              <w:jc w:val="left"/>
+            </w:pPr>
+            <w:r>
+              <w:t xml:space="preserve">8.2</w:t>
             </w:r>
           </w:p>
         </w:tc>
@@ -3635,7 +3662,7 @@
               <w:jc w:val="left"/>
             </w:pPr>
             <w:r>
-              <w:t xml:space="preserve">21/10/2026 20:39:52</w:t>
+              <w:t xml:space="preserve">22/10/2026 23:27:56</w:t>
             </w:r>
           </w:p>
         </w:tc>
@@ -3671,19 +3698,19 @@
               <w:jc w:val="left"/>
             </w:pPr>
             <w:r>
-              <w:t xml:space="preserve">0.103</w:t>
-            </w:r>
-          </w:p>
-        </w:tc>
-        <w:tc>
-          <w:tcPr/>
-          <w:p>
-            <w:pPr>
-              <w:pStyle w:val="Compact"/>
-              <w:jc w:val="left"/>
-            </w:pPr>
-            <w:r>
-              <w:t xml:space="preserve">11.4</w:t>
+              <w:t xml:space="preserve">0.059</w:t>
+            </w:r>
+          </w:p>
+        </w:tc>
+        <w:tc>
+          <w:tcPr/>
+          <w:p>
+            <w:pPr>
+              <w:pStyle w:val="Compact"/>
+              <w:jc w:val="left"/>
+            </w:pPr>
+            <w:r>
+              <w:t xml:space="preserve">8.8</w:t>
             </w:r>
           </w:p>
         </w:tc>
@@ -3733,7 +3760,7 @@
               <w:jc w:val="left"/>
             </w:pPr>
             <w:r>
-              <w:t xml:space="preserve">21/10/2026 20:40:03</w:t>
+              <w:t xml:space="preserve">22/10/2026 23:28:05</w:t>
             </w:r>
           </w:p>
         </w:tc>
@@ -3769,19 +3796,19 @@
               <w:jc w:val="left"/>
             </w:pPr>
             <w:r>
-              <w:t xml:space="preserve">0.076</w:t>
-            </w:r>
-          </w:p>
-        </w:tc>
-        <w:tc>
-          <w:tcPr/>
-          <w:p>
-            <w:pPr>
-              <w:pStyle w:val="Compact"/>
-              <w:jc w:val="left"/>
-            </w:pPr>
-            <w:r>
-              <w:t xml:space="preserve">11.2</w:t>
+              <w:t xml:space="preserve">0.055</w:t>
+            </w:r>
+          </w:p>
+        </w:tc>
+        <w:tc>
+          <w:tcPr/>
+          <w:p>
+            <w:pPr>
+              <w:pStyle w:val="Compact"/>
+              <w:jc w:val="left"/>
+            </w:pPr>
+            <w:r>
+              <w:t xml:space="preserve">8.3</w:t>
             </w:r>
           </w:p>
         </w:tc>
@@ -3831,7 +3858,7 @@
               <w:jc w:val="left"/>
             </w:pPr>
             <w:r>
-              <w:t xml:space="preserve">21/10/2026 20:40:15</w:t>
+              <w:t xml:space="preserve">22/10/2026 23:28:14</w:t>
             </w:r>
           </w:p>
         </w:tc>
@@ -3867,19 +3894,19 @@
               <w:jc w:val="left"/>
             </w:pPr>
             <w:r>
-              <w:t xml:space="preserve">0.079</w:t>
-            </w:r>
-          </w:p>
-        </w:tc>
-        <w:tc>
-          <w:tcPr/>
-          <w:p>
-            <w:pPr>
-              <w:pStyle w:val="Compact"/>
-              <w:jc w:val="left"/>
-            </w:pPr>
-            <w:r>
-              <w:t xml:space="preserve">10.7</w:t>
+              <w:t xml:space="preserve">0.058</w:t>
+            </w:r>
+          </w:p>
+        </w:tc>
+        <w:tc>
+          <w:tcPr/>
+          <w:p>
+            <w:pPr>
+              <w:pStyle w:val="Compact"/>
+              <w:jc w:val="left"/>
+            </w:pPr>
+            <w:r>
+              <w:t xml:space="preserve">8.6</w:t>
             </w:r>
           </w:p>
         </w:tc>
@@ -3929,7 +3956,7 @@
               <w:jc w:val="left"/>
             </w:pPr>
             <w:r>
-              <w:t xml:space="preserve">21/10/2026 20:40:25</w:t>
+              <w:t xml:space="preserve">22/10/2026 23:28:22</w:t>
             </w:r>
           </w:p>
         </w:tc>
@@ -3965,19 +3992,19 @@
               <w:jc w:val="left"/>
             </w:pPr>
             <w:r>
-              <w:t xml:space="preserve">0.073</w:t>
-            </w:r>
-          </w:p>
-        </w:tc>
-        <w:tc>
-          <w:tcPr/>
-          <w:p>
-            <w:pPr>
-              <w:pStyle w:val="Compact"/>
-              <w:jc w:val="left"/>
-            </w:pPr>
-            <w:r>
-              <w:t xml:space="preserve">11</w:t>
+              <w:t xml:space="preserve">0.055</w:t>
+            </w:r>
+          </w:p>
+        </w:tc>
+        <w:tc>
+          <w:tcPr/>
+          <w:p>
+            <w:pPr>
+              <w:pStyle w:val="Compact"/>
+              <w:jc w:val="left"/>
+            </w:pPr>
+            <w:r>
+              <w:t xml:space="preserve">8.6</w:t>
             </w:r>
           </w:p>
         </w:tc>
@@ -4027,7 +4054,7 @@
               <w:jc w:val="left"/>
             </w:pPr>
             <w:r>
-              <w:t xml:space="preserve">21/10/2026 20:40:36</w:t>
+              <w:t xml:space="preserve">22/10/2026 23:28:31</w:t>
             </w:r>
           </w:p>
         </w:tc>
@@ -4063,19 +4090,19 @@
               <w:jc w:val="left"/>
             </w:pPr>
             <w:r>
-              <w:t xml:space="preserve">0.076</w:t>
-            </w:r>
-          </w:p>
-        </w:tc>
-        <w:tc>
-          <w:tcPr/>
-          <w:p>
-            <w:pPr>
-              <w:pStyle w:val="Compact"/>
-              <w:jc w:val="left"/>
-            </w:pPr>
-            <w:r>
-              <w:t xml:space="preserve">10.9</w:t>
+              <w:t xml:space="preserve">0.059</w:t>
+            </w:r>
+          </w:p>
+        </w:tc>
+        <w:tc>
+          <w:tcPr/>
+          <w:p>
+            <w:pPr>
+              <w:pStyle w:val="Compact"/>
+              <w:jc w:val="left"/>
+            </w:pPr>
+            <w:r>
+              <w:t xml:space="preserve">8.3</w:t>
             </w:r>
           </w:p>
         </w:tc>
@@ -4125,7 +4152,7 @@
               <w:jc w:val="left"/>
             </w:pPr>
             <w:r>
-              <w:t xml:space="preserve">21/10/2026 20:40:47</w:t>
+              <w:t xml:space="preserve">22/10/2026 23:28:39</w:t>
             </w:r>
           </w:p>
         </w:tc>
@@ -4161,19 +4188,19 @@
               <w:jc w:val="left"/>
             </w:pPr>
             <w:r>
-              <w:t xml:space="preserve">0.079</w:t>
-            </w:r>
-          </w:p>
-        </w:tc>
-        <w:tc>
-          <w:tcPr/>
-          <w:p>
-            <w:pPr>
-              <w:pStyle w:val="Compact"/>
-              <w:jc w:val="left"/>
-            </w:pPr>
-            <w:r>
-              <w:t xml:space="preserve">10.5</w:t>
+              <w:t xml:space="preserve">0.055</w:t>
+            </w:r>
+          </w:p>
+        </w:tc>
+        <w:tc>
+          <w:tcPr/>
+          <w:p>
+            <w:pPr>
+              <w:pStyle w:val="Compact"/>
+              <w:jc w:val="left"/>
+            </w:pPr>
+            <w:r>
+              <w:t xml:space="preserve">8.3</w:t>
             </w:r>
           </w:p>
         </w:tc>
@@ -10389,7 +10416,7 @@
         <w:t xml:space="preserve"> </w:t>
       </w:r>
       <w:r>
-        <w:t xml:space="preserve">2.0.21, JUnit 4.13.2), os testes de domínio, S2 e AV1 — 84 testes, zero falhas — e gerou o</w:t>
+        <w:t xml:space="preserve">2.0.21, JUnit 4.13.2), os testes de domínio, S2 e AV1 — 86 testes, zero falhas — e gerou o</w:t>
       </w:r>
       <w:r>
         <w:t xml:space="preserve"> </w:t>
@@ -14006,13 +14033,13 @@
         <w:rPr>
           <w:rStyle w:val="VerbatimChar"/>
         </w:rPr>
-        <w:t xml:space="preserve">b9c70d3</w:t>
-      </w:r>
-      <w:r>
-        <w:t xml:space="preserve"> </w:t>
-      </w:r>
-      <w:r>
-        <w:t xml:space="preserve">(com alterações não comitadas) · executado por juliano.ramos@estudante.ufla.br em CORSA / Microsoft Windows NT 10.0.26100.0</w:t>
+        <w:t xml:space="preserve">710ef50</w:t>
+      </w:r>
+      <w:r>
+        <w:t xml:space="preserve"> </w:t>
+      </w:r>
+      <w:r>
+        <w:t xml:space="preserve">(árvore limpa) · executado por joao.silva86@estudante.ufla.br em JOAO-PAULO / Microsoft Windows NT 10.0.26300.0</w:t>
       </w:r>
     </w:p>
     <w:p>
@@ -14024,7 +14051,7 @@
         <w:pStyle w:val="Compact"/>
       </w:pPr>
       <w:r>
-        <w:t xml:space="preserve">Início: 21/10/2026 20:38:13 · fim: 20:38:57 · código de saída: 0</w:t>
+        <w:t xml:space="preserve">Início: 22/10/2026 23:26:56 · fim: 23:27:23 · código de saída: 0</w:t>
       </w:r>
     </w:p>
     <w:tbl>
@@ -14140,7 +14167,7 @@
               <w:jc w:val="left"/>
             </w:pPr>
             <w:r>
-              <w:t xml:space="preserve">2</w:t>
+              <w:t xml:space="preserve">3</w:t>
             </w:r>
           </w:p>
         </w:tc>
@@ -14188,7 +14215,7 @@
               <w:jc w:val="left"/>
             </w:pPr>
             <w:r>
-              <w:t xml:space="preserve">0.106</w:t>
+              <w:t xml:space="preserve">0.133</w:t>
             </w:r>
           </w:p>
         </w:tc>
@@ -14262,7 +14289,7 @@
               <w:jc w:val="left"/>
             </w:pPr>
             <w:r>
-              <w:t xml:space="preserve">0.086</w:t>
+              <w:t xml:space="preserve">0.092</w:t>
             </w:r>
           </w:p>
         </w:tc>
@@ -14336,7 +14363,7 @@
               <w:jc w:val="left"/>
             </w:pPr>
             <w:r>
-              <w:t xml:space="preserve">0.278</w:t>
+              <w:t xml:space="preserve">0.298</w:t>
             </w:r>
           </w:p>
         </w:tc>
@@ -14436,7 +14463,7 @@
               <w:jc w:val="left"/>
             </w:pPr>
             <w:r>
-              <w:t xml:space="preserve">3</w:t>
+              <w:t xml:space="preserve">5</w:t>
             </w:r>
           </w:p>
         </w:tc>
@@ -14472,19 +14499,19 @@
               <w:jc w:val="left"/>
             </w:pPr>
             <w:r>
-              <w:t xml:space="preserve">3</w:t>
-            </w:r>
-          </w:p>
-        </w:tc>
-        <w:tc>
-          <w:tcPr/>
-          <w:p>
-            <w:pPr>
-              <w:pStyle w:val="Compact"/>
-              <w:jc w:val="left"/>
-            </w:pPr>
-            <w:r>
-              <w:t xml:space="preserve">0.017</w:t>
+              <w:t xml:space="preserve">0</w:t>
+            </w:r>
+          </w:p>
+        </w:tc>
+        <w:tc>
+          <w:tcPr/>
+          <w:p>
+            <w:pPr>
+              <w:pStyle w:val="Compact"/>
+              <w:jc w:val="left"/>
+            </w:pPr>
+            <w:r>
+              <w:t xml:space="preserve">1.719</w:t>
             </w:r>
           </w:p>
         </w:tc>
@@ -14558,7 +14585,7 @@
               <w:jc w:val="left"/>
             </w:pPr>
             <w:r>
-              <w:t xml:space="preserve">0.002</w:t>
+              <w:t xml:space="preserve">0.004</w:t>
             </w:r>
           </w:p>
         </w:tc>
@@ -14572,19 +14599,19 @@
               <w:jc w:val="left"/>
             </w:pPr>
             <w:r>
-              <w:t xml:space="preserve">com.example.rastro.av1.MatrizTest</w:t>
-            </w:r>
-          </w:p>
-        </w:tc>
-        <w:tc>
-          <w:tcPr/>
-          <w:p>
-            <w:pPr>
-              <w:pStyle w:val="Compact"/>
-              <w:jc w:val="left"/>
-            </w:pPr>
-            <w:r>
-              <w:t xml:space="preserve">3</w:t>
+              <w:t xml:space="preserve">com.example.rastro.av1.JanelasTest</w:t>
+            </w:r>
+          </w:p>
+        </w:tc>
+        <w:tc>
+          <w:tcPr/>
+          <w:p>
+            <w:pPr>
+              <w:pStyle w:val="Compact"/>
+              <w:jc w:val="left"/>
+            </w:pPr>
+            <w:r>
+              <w:t xml:space="preserve">1</w:t>
             </w:r>
           </w:p>
         </w:tc>
@@ -14632,7 +14659,7 @@
               <w:jc w:val="left"/>
             </w:pPr>
             <w:r>
-              <w:t xml:space="preserve">0.004</w:t>
+              <w:t xml:space="preserve">0.0</w:t>
             </w:r>
           </w:p>
         </w:tc>
@@ -14646,19 +14673,19 @@
               <w:jc w:val="left"/>
             </w:pPr>
             <w:r>
-              <w:t xml:space="preserve">com.example.rastro.av1.ReconciliadorTest</w:t>
-            </w:r>
-          </w:p>
-        </w:tc>
-        <w:tc>
-          <w:tcPr/>
-          <w:p>
-            <w:pPr>
-              <w:pStyle w:val="Compact"/>
-              <w:jc w:val="left"/>
-            </w:pPr>
-            <w:r>
-              <w:t xml:space="preserve">6</w:t>
+              <w:t xml:space="preserve">com.example.rastro.av1.MatrizTest</w:t>
+            </w:r>
+          </w:p>
+        </w:tc>
+        <w:tc>
+          <w:tcPr/>
+          <w:p>
+            <w:pPr>
+              <w:pStyle w:val="Compact"/>
+              <w:jc w:val="left"/>
+            </w:pPr>
+            <w:r>
+              <w:t xml:space="preserve">3</w:t>
             </w:r>
           </w:p>
         </w:tc>
@@ -14706,7 +14733,7 @@
               <w:jc w:val="left"/>
             </w:pPr>
             <w:r>
-              <w:t xml:space="preserve">0.037</w:t>
+              <w:t xml:space="preserve">0.007</w:t>
             </w:r>
           </w:p>
         </w:tc>
@@ -14720,19 +14747,19 @@
               <w:jc w:val="left"/>
             </w:pPr>
             <w:r>
-              <w:t xml:space="preserve">com.example.rastro.av1.RegistroCsvTest</w:t>
-            </w:r>
-          </w:p>
-        </w:tc>
-        <w:tc>
-          <w:tcPr/>
-          <w:p>
-            <w:pPr>
-              <w:pStyle w:val="Compact"/>
-              <w:jc w:val="left"/>
-            </w:pPr>
-            <w:r>
-              <w:t xml:space="preserve">4</w:t>
+              <w:t xml:space="preserve">com.example.rastro.av1.ReconciliadorTest</w:t>
+            </w:r>
+          </w:p>
+        </w:tc>
+        <w:tc>
+          <w:tcPr/>
+          <w:p>
+            <w:pPr>
+              <w:pStyle w:val="Compact"/>
+              <w:jc w:val="left"/>
+            </w:pPr>
+            <w:r>
+              <w:t xml:space="preserve">6</w:t>
             </w:r>
           </w:p>
         </w:tc>
@@ -14780,7 +14807,7 @@
               <w:jc w:val="left"/>
             </w:pPr>
             <w:r>
-              <w:t xml:space="preserve">0.006</w:t>
+              <w:t xml:space="preserve">0.032</w:t>
             </w:r>
           </w:p>
         </w:tc>
@@ -14794,19 +14821,19 @@
               <w:jc w:val="left"/>
             </w:pPr>
             <w:r>
-              <w:t xml:space="preserve">com.example.rastro.av1.ReprodutorRegistroTest</w:t>
-            </w:r>
-          </w:p>
-        </w:tc>
-        <w:tc>
-          <w:tcPr/>
-          <w:p>
-            <w:pPr>
-              <w:pStyle w:val="Compact"/>
-              <w:jc w:val="left"/>
-            </w:pPr>
-            <w:r>
-              <w:t xml:space="preserve">1</w:t>
+              <w:t xml:space="preserve">com.example.rastro.av1.RegistroCsvTest</w:t>
+            </w:r>
+          </w:p>
+        </w:tc>
+        <w:tc>
+          <w:tcPr/>
+          <w:p>
+            <w:pPr>
+              <w:pStyle w:val="Compact"/>
+              <w:jc w:val="left"/>
+            </w:pPr>
+            <w:r>
+              <w:t xml:space="preserve">4</w:t>
             </w:r>
           </w:p>
         </w:tc>
@@ -14854,7 +14881,7 @@
               <w:jc w:val="left"/>
             </w:pPr>
             <w:r>
-              <w:t xml:space="preserve">0.018</w:t>
+              <w:t xml:space="preserve">0.003</w:t>
             </w:r>
           </w:p>
         </w:tc>
@@ -14868,19 +14895,19 @@
               <w:jc w:val="left"/>
             </w:pPr>
             <w:r>
-              <w:t xml:space="preserve">com.example.rastro.chat.ChatProtocolTest</w:t>
-            </w:r>
-          </w:p>
-        </w:tc>
-        <w:tc>
-          <w:tcPr/>
-          <w:p>
-            <w:pPr>
-              <w:pStyle w:val="Compact"/>
-              <w:jc w:val="left"/>
-            </w:pPr>
-            <w:r>
-              <w:t xml:space="preserve">8</w:t>
+              <w:t xml:space="preserve">com.example.rastro.av1.ReprodutorRegistroTest</w:t>
+            </w:r>
+          </w:p>
+        </w:tc>
+        <w:tc>
+          <w:tcPr/>
+          <w:p>
+            <w:pPr>
+              <w:pStyle w:val="Compact"/>
+              <w:jc w:val="left"/>
+            </w:pPr>
+            <w:r>
+              <w:t xml:space="preserve">1</w:t>
             </w:r>
           </w:p>
         </w:tc>
@@ -14928,7 +14955,7 @@
               <w:jc w:val="left"/>
             </w:pPr>
             <w:r>
-              <w:t xml:space="preserve">0.581</w:t>
+              <w:t xml:space="preserve">0.02</w:t>
             </w:r>
           </w:p>
         </w:tc>
@@ -14942,19 +14969,19 @@
               <w:jc w:val="left"/>
             </w:pPr>
             <w:r>
-              <w:t xml:space="preserve">com.example.rastro.chat.ChatStoreTest</w:t>
-            </w:r>
-          </w:p>
-        </w:tc>
-        <w:tc>
-          <w:tcPr/>
-          <w:p>
-            <w:pPr>
-              <w:pStyle w:val="Compact"/>
-              <w:jc w:val="left"/>
-            </w:pPr>
-            <w:r>
-              <w:t xml:space="preserve">6</w:t>
+              <w:t xml:space="preserve">com.example.rastro.chat.ChatProtocolTest</w:t>
+            </w:r>
+          </w:p>
+        </w:tc>
+        <w:tc>
+          <w:tcPr/>
+          <w:p>
+            <w:pPr>
+              <w:pStyle w:val="Compact"/>
+              <w:jc w:val="left"/>
+            </w:pPr>
+            <w:r>
+              <w:t xml:space="preserve">8</w:t>
             </w:r>
           </w:p>
         </w:tc>
@@ -15002,7 +15029,7 @@
               <w:jc w:val="left"/>
             </w:pPr>
             <w:r>
-              <w:t xml:space="preserve">9.07</w:t>
+              <w:t xml:space="preserve">0.533</w:t>
             </w:r>
           </w:p>
         </w:tc>
@@ -15016,19 +15043,19 @@
               <w:jc w:val="left"/>
             </w:pPr>
             <w:r>
-              <w:t xml:space="preserve">com.example.rastro.chat.CustodyEngineTest</w:t>
-            </w:r>
-          </w:p>
-        </w:tc>
-        <w:tc>
-          <w:tcPr/>
-          <w:p>
-            <w:pPr>
-              <w:pStyle w:val="Compact"/>
-              <w:jc w:val="left"/>
-            </w:pPr>
-            <w:r>
-              <w:t xml:space="preserve">11</w:t>
+              <w:t xml:space="preserve">com.example.rastro.chat.ChatStoreTest</w:t>
+            </w:r>
+          </w:p>
+        </w:tc>
+        <w:tc>
+          <w:tcPr/>
+          <w:p>
+            <w:pPr>
+              <w:pStyle w:val="Compact"/>
+              <w:jc w:val="left"/>
+            </w:pPr>
+            <w:r>
+              <w:t xml:space="preserve">6</w:t>
             </w:r>
           </w:p>
         </w:tc>
@@ -15076,7 +15103,7 @@
               <w:jc w:val="left"/>
             </w:pPr>
             <w:r>
-              <w:t xml:space="preserve">1.449</w:t>
+              <w:t xml:space="preserve">3.241</w:t>
             </w:r>
           </w:p>
         </w:tc>
@@ -15090,19 +15117,19 @@
               <w:jc w:val="left"/>
             </w:pPr>
             <w:r>
-              <w:t xml:space="preserve">com.example.rastro.chat.ForwardEngineTest</w:t>
-            </w:r>
-          </w:p>
-        </w:tc>
-        <w:tc>
-          <w:tcPr/>
-          <w:p>
-            <w:pPr>
-              <w:pStyle w:val="Compact"/>
-              <w:jc w:val="left"/>
-            </w:pPr>
-            <w:r>
-              <w:t xml:space="preserve">16</w:t>
+              <w:t xml:space="preserve">com.example.rastro.chat.CustodyEngineTest</w:t>
+            </w:r>
+          </w:p>
+        </w:tc>
+        <w:tc>
+          <w:tcPr/>
+          <w:p>
+            <w:pPr>
+              <w:pStyle w:val="Compact"/>
+              <w:jc w:val="left"/>
+            </w:pPr>
+            <w:r>
+              <w:t xml:space="preserve">11</w:t>
             </w:r>
           </w:p>
         </w:tc>
@@ -15150,7 +15177,7 @@
               <w:jc w:val="left"/>
             </w:pPr>
             <w:r>
-              <w:t xml:space="preserve">2.042</w:t>
+              <w:t xml:space="preserve">2.385</w:t>
             </w:r>
           </w:p>
         </w:tc>
@@ -15164,19 +15191,19 @@
               <w:jc w:val="left"/>
             </w:pPr>
             <w:r>
-              <w:t xml:space="preserve">com.example.rastro.ExampleUnitTest</w:t>
-            </w:r>
-          </w:p>
-        </w:tc>
-        <w:tc>
-          <w:tcPr/>
-          <w:p>
-            <w:pPr>
-              <w:pStyle w:val="Compact"/>
-              <w:jc w:val="left"/>
-            </w:pPr>
-            <w:r>
-              <w:t xml:space="preserve">1</w:t>
+              <w:t xml:space="preserve">com.example.rastro.chat.ForwardEngineTest</w:t>
+            </w:r>
+          </w:p>
+        </w:tc>
+        <w:tc>
+          <w:tcPr/>
+          <w:p>
+            <w:pPr>
+              <w:pStyle w:val="Compact"/>
+              <w:jc w:val="left"/>
+            </w:pPr>
+            <w:r>
+              <w:t xml:space="preserve">16</w:t>
             </w:r>
           </w:p>
         </w:tc>
@@ -15224,7 +15251,7 @@
               <w:jc w:val="left"/>
             </w:pPr>
             <w:r>
-              <w:t xml:space="preserve">0.009</w:t>
+              <w:t xml:space="preserve">2.785</w:t>
             </w:r>
           </w:p>
         </w:tc>
@@ -15238,19 +15265,19 @@
               <w:jc w:val="left"/>
             </w:pPr>
             <w:r>
-              <w:t xml:space="preserve">com.example.rastro.IMUReadTest</w:t>
-            </w:r>
-          </w:p>
-        </w:tc>
-        <w:tc>
-          <w:tcPr/>
-          <w:p>
-            <w:pPr>
-              <w:pStyle w:val="Compact"/>
-              <w:jc w:val="left"/>
-            </w:pPr>
-            <w:r>
-              <w:t xml:space="preserve">9</w:t>
+              <w:t xml:space="preserve">com.example.rastro.ExampleUnitTest</w:t>
+            </w:r>
+          </w:p>
+        </w:tc>
+        <w:tc>
+          <w:tcPr/>
+          <w:p>
+            <w:pPr>
+              <w:pStyle w:val="Compact"/>
+              <w:jc w:val="left"/>
+            </w:pPr>
+            <w:r>
+              <w:t xml:space="preserve">1</w:t>
             </w:r>
           </w:p>
         </w:tc>
@@ -15298,7 +15325,7 @@
               <w:jc w:val="left"/>
             </w:pPr>
             <w:r>
-              <w:t xml:space="preserve">0.01</w:t>
+              <w:t xml:space="preserve">0.004</w:t>
             </w:r>
           </w:p>
         </w:tc>
@@ -15312,19 +15339,19 @@
               <w:jc w:val="left"/>
             </w:pPr>
             <w:r>
-              <w:t xml:space="preserve">com.example.rastro.mapa.PerfilAlcanceTest</w:t>
-            </w:r>
-          </w:p>
-        </w:tc>
-        <w:tc>
-          <w:tcPr/>
-          <w:p>
-            <w:pPr>
-              <w:pStyle w:val="Compact"/>
-              <w:jc w:val="left"/>
-            </w:pPr>
-            <w:r>
-              <w:t xml:space="preserve">4</w:t>
+              <w:t xml:space="preserve">com.example.rastro.IMUReadTest</w:t>
+            </w:r>
+          </w:p>
+        </w:tc>
+        <w:tc>
+          <w:tcPr/>
+          <w:p>
+            <w:pPr>
+              <w:pStyle w:val="Compact"/>
+              <w:jc w:val="left"/>
+            </w:pPr>
+            <w:r>
+              <w:t xml:space="preserve">9</w:t>
             </w:r>
           </w:p>
         </w:tc>
@@ -15372,7 +15399,7 @@
               <w:jc w:val="left"/>
             </w:pPr>
             <w:r>
-              <w:t xml:space="preserve">0.004</w:t>
+              <w:t xml:space="preserve">0.006</w:t>
             </w:r>
           </w:p>
         </w:tc>
@@ -15386,7 +15413,7 @@
               <w:jc w:val="left"/>
             </w:pPr>
             <w:r>
-              <w:t xml:space="preserve">com.example.rastro.network.IdentidadeNoTest</w:t>
+              <w:t xml:space="preserve">com.example.rastro.mapa.PerfilAlcanceTest</w:t>
             </w:r>
           </w:p>
         </w:tc>
@@ -15446,7 +15473,7 @@
               <w:jc w:val="left"/>
             </w:pPr>
             <w:r>
-              <w:t xml:space="preserve">0.004</w:t>
+              <w:t xml:space="preserve">0.003</w:t>
             </w:r>
           </w:p>
         </w:tc>
@@ -15460,7 +15487,7 @@
               <w:jc w:val="left"/>
             </w:pPr>
             <w:r>
-              <w:t xml:space="preserve">com.example.rastro.network.MensagemTest</w:t>
+              <w:t xml:space="preserve">com.example.rastro.network.IdentidadeNoTest</w:t>
             </w:r>
           </w:p>
         </w:tc>
@@ -15520,7 +15547,7 @@
               <w:jc w:val="left"/>
             </w:pPr>
             <w:r>
-              <w:t xml:space="preserve">0.005</w:t>
+              <w:t xml:space="preserve">0.003</w:t>
             </w:r>
           </w:p>
         </w:tc>
@@ -15534,19 +15561,19 @@
               <w:jc w:val="left"/>
             </w:pPr>
             <w:r>
-              <w:t xml:space="preserve">com.example.rastro.network.MeshRouterTest</w:t>
-            </w:r>
-          </w:p>
-        </w:tc>
-        <w:tc>
-          <w:tcPr/>
-          <w:p>
-            <w:pPr>
-              <w:pStyle w:val="Compact"/>
-              <w:jc w:val="left"/>
-            </w:pPr>
-            <w:r>
-              <w:t xml:space="preserve">5</w:t>
+              <w:t xml:space="preserve">com.example.rastro.network.MensagemTest</w:t>
+            </w:r>
+          </w:p>
+        </w:tc>
+        <w:tc>
+          <w:tcPr/>
+          <w:p>
+            <w:pPr>
+              <w:pStyle w:val="Compact"/>
+              <w:jc w:val="left"/>
+            </w:pPr>
+            <w:r>
+              <w:t xml:space="preserve">4</w:t>
             </w:r>
           </w:p>
         </w:tc>
@@ -15594,7 +15621,7 @@
               <w:jc w:val="left"/>
             </w:pPr>
             <w:r>
-              <w:t xml:space="preserve">0.003</w:t>
+              <w:t xml:space="preserve">0.006</w:t>
             </w:r>
           </w:p>
         </w:tc>
@@ -15608,19 +15635,19 @@
               <w:jc w:val="left"/>
             </w:pPr>
             <w:r>
-              <w:t xml:space="preserve">com.example.rastro.network.ProtocoloV3Test</w:t>
-            </w:r>
-          </w:p>
-        </w:tc>
-        <w:tc>
-          <w:tcPr/>
-          <w:p>
-            <w:pPr>
-              <w:pStyle w:val="Compact"/>
-              <w:jc w:val="left"/>
-            </w:pPr>
-            <w:r>
-              <w:t xml:space="preserve">7</w:t>
+              <w:t xml:space="preserve">com.example.rastro.network.MeshRouterTest</w:t>
+            </w:r>
+          </w:p>
+        </w:tc>
+        <w:tc>
+          <w:tcPr/>
+          <w:p>
+            <w:pPr>
+              <w:pStyle w:val="Compact"/>
+              <w:jc w:val="left"/>
+            </w:pPr>
+            <w:r>
+              <w:t xml:space="preserve">5</w:t>
             </w:r>
           </w:p>
         </w:tc>
@@ -15668,7 +15695,7 @@
               <w:jc w:val="left"/>
             </w:pPr>
             <w:r>
-              <w:t xml:space="preserve">0.007</w:t>
+              <w:t xml:space="preserve">0.005</w:t>
             </w:r>
           </w:p>
         </w:tc>
@@ -15682,19 +15709,19 @@
               <w:jc w:val="left"/>
             </w:pPr>
             <w:r>
-              <w:t xml:space="preserve">com.example.rastro.PaginasPrincipaisTest</w:t>
-            </w:r>
-          </w:p>
-        </w:tc>
-        <w:tc>
-          <w:tcPr/>
-          <w:p>
-            <w:pPr>
-              <w:pStyle w:val="Compact"/>
-              <w:jc w:val="left"/>
-            </w:pPr>
-            <w:r>
-              <w:t xml:space="preserve">4</w:t>
+              <w:t xml:space="preserve">com.example.rastro.network.ProtocoloV3Test</w:t>
+            </w:r>
+          </w:p>
+        </w:tc>
+        <w:tc>
+          <w:tcPr/>
+          <w:p>
+            <w:pPr>
+              <w:pStyle w:val="Compact"/>
+              <w:jc w:val="left"/>
+            </w:pPr>
+            <w:r>
+              <w:t xml:space="preserve">7</w:t>
             </w:r>
           </w:p>
         </w:tc>
@@ -15742,7 +15769,7 @@
               <w:jc w:val="left"/>
             </w:pPr>
             <w:r>
-              <w:t xml:space="preserve">4.319</w:t>
+              <w:t xml:space="preserve">0.008</w:t>
             </w:r>
           </w:p>
         </w:tc>
@@ -15756,19 +15783,19 @@
               <w:jc w:val="left"/>
             </w:pPr>
             <w:r>
-              <w:t xml:space="preserve">com.example.rastro.PosicaoTest</w:t>
-            </w:r>
-          </w:p>
-        </w:tc>
-        <w:tc>
-          <w:tcPr/>
-          <w:p>
-            <w:pPr>
-              <w:pStyle w:val="Compact"/>
-              <w:jc w:val="left"/>
-            </w:pPr>
-            <w:r>
-              <w:t xml:space="preserve">13</w:t>
+              <w:t xml:space="preserve">com.example.rastro.PaginasPrincipaisTest</w:t>
+            </w:r>
+          </w:p>
+        </w:tc>
+        <w:tc>
+          <w:tcPr/>
+          <w:p>
+            <w:pPr>
+              <w:pStyle w:val="Compact"/>
+              <w:jc w:val="left"/>
+            </w:pPr>
+            <w:r>
+              <w:t xml:space="preserve">4</w:t>
             </w:r>
           </w:p>
         </w:tc>
@@ -15816,7 +15843,7 @@
               <w:jc w:val="left"/>
             </w:pPr>
             <w:r>
-              <w:t xml:space="preserve">0.014</w:t>
+              <w:t xml:space="preserve">3.455</w:t>
             </w:r>
           </w:p>
         </w:tc>
@@ -15830,19 +15857,19 @@
               <w:jc w:val="left"/>
             </w:pPr>
             <w:r>
-              <w:t xml:space="preserve">com.example.rastro.s2.CircularImuBufferConcurrencyTest</w:t>
-            </w:r>
-          </w:p>
-        </w:tc>
-        <w:tc>
-          <w:tcPr/>
-          <w:p>
-            <w:pPr>
-              <w:pStyle w:val="Compact"/>
-              <w:jc w:val="left"/>
-            </w:pPr>
-            <w:r>
-              <w:t xml:space="preserve">10</w:t>
+              <w:t xml:space="preserve">com.example.rastro.PosicaoTest</w:t>
+            </w:r>
+          </w:p>
+        </w:tc>
+        <w:tc>
+          <w:tcPr/>
+          <w:p>
+            <w:pPr>
+              <w:pStyle w:val="Compact"/>
+              <w:jc w:val="left"/>
+            </w:pPr>
+            <w:r>
+              <w:t xml:space="preserve">13</w:t>
             </w:r>
           </w:p>
         </w:tc>
@@ -15890,7 +15917,7 @@
               <w:jc w:val="left"/>
             </w:pPr>
             <w:r>
-              <w:t xml:space="preserve">0.058</w:t>
+              <w:t xml:space="preserve">0.017</w:t>
             </w:r>
           </w:p>
         </w:tc>
@@ -15904,19 +15931,19 @@
               <w:jc w:val="left"/>
             </w:pPr>
             <w:r>
-              <w:t xml:space="preserve">com.example.rastro.s2.CircularImuBufferTest</w:t>
-            </w:r>
-          </w:p>
-        </w:tc>
-        <w:tc>
-          <w:tcPr/>
-          <w:p>
-            <w:pPr>
-              <w:pStyle w:val="Compact"/>
-              <w:jc w:val="left"/>
-            </w:pPr>
-            <w:r>
-              <w:t xml:space="preserve">4</w:t>
+              <w:t xml:space="preserve">com.example.rastro.s2.CircularImuBufferConcurrencyTest</w:t>
+            </w:r>
+          </w:p>
+        </w:tc>
+        <w:tc>
+          <w:tcPr/>
+          <w:p>
+            <w:pPr>
+              <w:pStyle w:val="Compact"/>
+              <w:jc w:val="left"/>
+            </w:pPr>
+            <w:r>
+              <w:t xml:space="preserve">10</w:t>
             </w:r>
           </w:p>
         </w:tc>
@@ -15964,7 +15991,7 @@
               <w:jc w:val="left"/>
             </w:pPr>
             <w:r>
-              <w:t xml:space="preserve">0.002</w:t>
+              <w:t xml:space="preserve">0.054</w:t>
             </w:r>
           </w:p>
         </w:tc>
@@ -15978,19 +16005,19 @@
               <w:jc w:val="left"/>
             </w:pPr>
             <w:r>
-              <w:t xml:space="preserve">com.example.rastro.s2.CovarianciaTest</w:t>
-            </w:r>
-          </w:p>
-        </w:tc>
-        <w:tc>
-          <w:tcPr/>
-          <w:p>
-            <w:pPr>
-              <w:pStyle w:val="Compact"/>
-              <w:jc w:val="left"/>
-            </w:pPr>
-            <w:r>
-              <w:t xml:space="preserve">6</w:t>
+              <w:t xml:space="preserve">com.example.rastro.s2.CircularImuBufferTest</w:t>
+            </w:r>
+          </w:p>
+        </w:tc>
+        <w:tc>
+          <w:tcPr/>
+          <w:p>
+            <w:pPr>
+              <w:pStyle w:val="Compact"/>
+              <w:jc w:val="left"/>
+            </w:pPr>
+            <w:r>
+              <w:t xml:space="preserve">4</w:t>
             </w:r>
           </w:p>
         </w:tc>
@@ -16038,7 +16065,7 @@
               <w:jc w:val="left"/>
             </w:pPr>
             <w:r>
-              <w:t xml:space="preserve">0.003</w:t>
+              <w:t xml:space="preserve">0.002</w:t>
             </w:r>
           </w:p>
         </w:tc>
@@ -16052,19 +16079,19 @@
               <w:jc w:val="left"/>
             </w:pPr>
             <w:r>
-              <w:t xml:space="preserve">com.example.rastro.sos.HistoricoSessaoTest</w:t>
-            </w:r>
-          </w:p>
-        </w:tc>
-        <w:tc>
-          <w:tcPr/>
-          <w:p>
-            <w:pPr>
-              <w:pStyle w:val="Compact"/>
-              <w:jc w:val="left"/>
-            </w:pPr>
-            <w:r>
-              <w:t xml:space="preserve">5</w:t>
+              <w:t xml:space="preserve">com.example.rastro.s2.CovarianciaTest</w:t>
+            </w:r>
+          </w:p>
+        </w:tc>
+        <w:tc>
+          <w:tcPr/>
+          <w:p>
+            <w:pPr>
+              <w:pStyle w:val="Compact"/>
+              <w:jc w:val="left"/>
+            </w:pPr>
+            <w:r>
+              <w:t xml:space="preserve">6</w:t>
             </w:r>
           </w:p>
         </w:tc>
@@ -16126,6 +16153,80 @@
               <w:jc w:val="left"/>
             </w:pPr>
             <w:r>
+              <w:t xml:space="preserve">com.example.rastro.sos.HistoricoSessaoTest</w:t>
+            </w:r>
+          </w:p>
+        </w:tc>
+        <w:tc>
+          <w:tcPr/>
+          <w:p>
+            <w:pPr>
+              <w:pStyle w:val="Compact"/>
+              <w:jc w:val="left"/>
+            </w:pPr>
+            <w:r>
+              <w:t xml:space="preserve">5</w:t>
+            </w:r>
+          </w:p>
+        </w:tc>
+        <w:tc>
+          <w:tcPr/>
+          <w:p>
+            <w:pPr>
+              <w:pStyle w:val="Compact"/>
+              <w:jc w:val="left"/>
+            </w:pPr>
+            <w:r>
+              <w:t xml:space="preserve">0</w:t>
+            </w:r>
+          </w:p>
+        </w:tc>
+        <w:tc>
+          <w:tcPr/>
+          <w:p>
+            <w:pPr>
+              <w:pStyle w:val="Compact"/>
+              <w:jc w:val="left"/>
+            </w:pPr>
+            <w:r>
+              <w:t xml:space="preserve">0</w:t>
+            </w:r>
+          </w:p>
+        </w:tc>
+        <w:tc>
+          <w:tcPr/>
+          <w:p>
+            <w:pPr>
+              <w:pStyle w:val="Compact"/>
+              <w:jc w:val="left"/>
+            </w:pPr>
+            <w:r>
+              <w:t xml:space="preserve">0</w:t>
+            </w:r>
+          </w:p>
+        </w:tc>
+        <w:tc>
+          <w:tcPr/>
+          <w:p>
+            <w:pPr>
+              <w:pStyle w:val="Compact"/>
+              <w:jc w:val="left"/>
+            </w:pPr>
+            <w:r>
+              <w:t xml:space="preserve">0.004</w:t>
+            </w:r>
+          </w:p>
+        </w:tc>
+      </w:tr>
+      <w:tr>
+        <w:tc>
+          <w:tcPr/>
+          <w:p>
+            <w:pPr>
+              <w:pStyle w:val="Compact"/>
+              <w:jc w:val="left"/>
+            </w:pPr>
+            <w:r>
               <w:t xml:space="preserve">com.example.rastro.TrajetoTest</w:t>
             </w:r>
           </w:p>
@@ -16186,7 +16287,7 @@
               <w:jc w:val="left"/>
             </w:pPr>
             <w:r>
-              <w:t xml:space="preserve">0.01</w:t>
+              <w:t xml:space="preserve">0.011</w:t>
             </w:r>
           </w:p>
         </w:tc>

--- a/docs/relatorio/RELATORIO_AV1.docx
+++ b/docs/relatorio/RELATORIO_AV1.docx
@@ -113,19 +113,7 @@
         <w:pStyle w:val="Date"/>
       </w:pPr>
       <w:r>
-        <w:t xml:space="preserve">⟪data</w:t>
-      </w:r>
-      <w:r>
-        <w:t xml:space="preserve"> </w:t>
-      </w:r>
-      <w:r>
-        <w:t xml:space="preserve">da</w:t>
-      </w:r>
-      <w:r>
-        <w:t xml:space="preserve"> </w:t>
-      </w:r>
-      <w:r>
-        <w:t xml:space="preserve">entrega⟫</w:t>
+        <w:t xml:space="preserve">23/10/2026</w:t>
       </w:r>
     </w:p>
     <w:bookmarkStart w:id="20" w:name="identificação"/>
@@ -209,19 +197,19 @@
               <w:jc w:val="left"/>
             </w:pPr>
             <w:r>
-              <w:t xml:space="preserve">Papel nesta fase</w:t>
-            </w:r>
-          </w:p>
-        </w:tc>
-        <w:tc>
-          <w:tcPr/>
-          <w:p>
-            <w:pPr>
-              <w:pStyle w:val="Compact"/>
-              <w:jc w:val="left"/>
-            </w:pPr>
-            <w:r>
-              <w:t xml:space="preserve">⟪um parágrafo por integrante: o que cada um fez nas semanas 1 a 5⟫</w:t>
+              <w:t xml:space="preserve">Repositório</w:t>
+            </w:r>
+          </w:p>
+        </w:tc>
+        <w:tc>
+          <w:tcPr/>
+          <w:p>
+            <w:pPr>
+              <w:pStyle w:val="Compact"/>
+              <w:jc w:val="left"/>
+            </w:pPr>
+            <w:r>
+              <w:t xml:space="preserve">https://github.com/AlphaFNTZ/rastro</w:t>
             </w:r>
           </w:p>
         </w:tc>
@@ -235,19 +223,19 @@
               <w:jc w:val="left"/>
             </w:pPr>
             <w:r>
-              <w:t xml:space="preserve">Repositório</w:t>
-            </w:r>
-          </w:p>
-        </w:tc>
-        <w:tc>
-          <w:tcPr/>
-          <w:p>
-            <w:pPr>
-              <w:pStyle w:val="Compact"/>
-              <w:jc w:val="left"/>
-            </w:pPr>
-            <w:r>
-              <w:t xml:space="preserve">https://github.com/AlphaFNTZ/rastro</w:t>
+              <w:t xml:space="preserve">Commit entregue</w:t>
+            </w:r>
+          </w:p>
+        </w:tc>
+        <w:tc>
+          <w:tcPr/>
+          <w:p>
+            <w:pPr>
+              <w:pStyle w:val="Compact"/>
+              <w:jc w:val="left"/>
+            </w:pPr>
+            <w:r>
+              <w:t xml:space="preserve">informado no corpo do e-mail de entrega (um commit não pode conter o próprio hash)</w:t>
             </w:r>
           </w:p>
         </w:tc>
@@ -261,19 +249,19 @@
               <w:jc w:val="left"/>
             </w:pPr>
             <w:r>
-              <w:t xml:space="preserve">Commit entregue</w:t>
-            </w:r>
-          </w:p>
-        </w:tc>
-        <w:tc>
-          <w:tcPr/>
-          <w:p>
-            <w:pPr>
-              <w:pStyle w:val="Compact"/>
-              <w:jc w:val="left"/>
-            </w:pPr>
-            <w:r>
-              <w:t xml:space="preserve">⟪hash do commit enviado no e-mail⟫</w:t>
+              <w:t xml:space="preserve">Domínio</w:t>
+            </w:r>
+          </w:p>
+        </w:tc>
+        <w:tc>
+          <w:tcPr/>
+          <w:p>
+            <w:pPr>
+              <w:pStyle w:val="Compact"/>
+              <w:jc w:val="left"/>
+            </w:pPr>
+            <w:r>
+              <w:t xml:space="preserve">Comunicação descentralizada em áreas sem cobertura (rede mesh entre Androids)</w:t>
             </w:r>
           </w:p>
         </w:tc>
@@ -287,32 +275,6 @@
               <w:jc w:val="left"/>
             </w:pPr>
             <w:r>
-              <w:t xml:space="preserve">Domínio</w:t>
-            </w:r>
-          </w:p>
-        </w:tc>
-        <w:tc>
-          <w:tcPr/>
-          <w:p>
-            <w:pPr>
-              <w:pStyle w:val="Compact"/>
-              <w:jc w:val="left"/>
-            </w:pPr>
-            <w:r>
-              <w:t xml:space="preserve">Comunicação descentralizada em áreas sem cobertura (rede mesh entre Androids)</w:t>
-            </w:r>
-          </w:p>
-        </w:tc>
-      </w:tr>
-      <w:tr>
-        <w:tc>
-          <w:tcPr/>
-          <w:p>
-            <w:pPr>
-              <w:pStyle w:val="Compact"/>
-              <w:jc w:val="left"/>
-            </w:pPr>
-            <w:r>
               <w:t xml:space="preserve">Grandeza física da camada 1</w:t>
             </w:r>
           </w:p>
@@ -331,6 +293,177 @@
         </w:tc>
       </w:tr>
     </w:tbl>
+    <w:p>
+      <w:pPr>
+        <w:pStyle w:val="BodyText"/>
+      </w:pPr>
+      <w:r>
+        <w:rPr>
+          <w:bCs/>
+          <w:b/>
+        </w:rPr>
+        <w:t xml:space="preserve">Papel de cada integrante nas semanas 1 a 5.</w:t>
+      </w:r>
+      <w:r>
+        <w:t xml:space="preserve"> </w:t>
+      </w:r>
+      <w:r>
+        <w:t xml:space="preserve">As decisões foram tomadas pelos três, em conjunto.</w:t>
+      </w:r>
+    </w:p>
+    <w:p>
+      <w:pPr>
+        <w:numPr>
+          <w:ilvl w:val="0"/>
+          <w:numId w:val="1001"/>
+        </w:numPr>
+        <w:pStyle w:val="Compact"/>
+      </w:pPr>
+      <w:r>
+        <w:rPr>
+          <w:bCs/>
+          <w:b/>
+        </w:rPr>
+        <w:t xml:space="preserve">João Paulo Silva</w:t>
+      </w:r>
+      <w:r>
+        <w:t xml:space="preserve"> </w:t>
+      </w:r>
+      <w:r>
+        <w:t xml:space="preserve">— domínio e contratos da semana 1 (</w:t>
+      </w:r>
+      <w:r>
+        <w:rPr>
+          <w:rStyle w:val="VerbatimChar"/>
+        </w:rPr>
+        <w:t xml:space="preserve">Posicao</w:t>
+      </w:r>
+      <w:r>
+        <w:t xml:space="preserve">,</w:t>
+      </w:r>
+      <w:r>
+        <w:t xml:space="preserve"> </w:t>
+      </w:r>
+      <w:r>
+        <w:rPr>
+          <w:rStyle w:val="VerbatimChar"/>
+        </w:rPr>
+        <w:t xml:space="preserve">IMURead</w:t>
+      </w:r>
+      <w:r>
+        <w:t xml:space="preserve">,</w:t>
+      </w:r>
+      <w:r>
+        <w:t xml:space="preserve"> </w:t>
+      </w:r>
+      <w:r>
+        <w:rPr>
+          <w:rStyle w:val="VerbatimChar"/>
+        </w:rPr>
+        <w:t xml:space="preserve">Trajeto</w:t>
+      </w:r>
+      <w:r>
+        <w:t xml:space="preserve">, exceções e</w:t>
+      </w:r>
+      <w:r>
+        <w:t xml:space="preserve"> </w:t>
+      </w:r>
+      <w:r>
+        <w:t xml:space="preserve">testes), ajustes da proposta e registro de decisões da semana 1; nas semanas 4 e 5, a integração da</w:t>
+      </w:r>
+      <w:r>
+        <w:t xml:space="preserve"> </w:t>
+      </w:r>
+      <w:r>
+        <w:t xml:space="preserve">AV1: reconciliação, detector de erro grosseiro, ensaio reprodutível, gravador, tela Ensaio AV1,</w:t>
+      </w:r>
+      <w:r>
+        <w:t xml:space="preserve"> </w:t>
+      </w:r>
+      <w:r>
+        <w:t xml:space="preserve">evidências, relatório e slides, com o assistente de IA (seção 8).</w:t>
+      </w:r>
+    </w:p>
+    <w:p>
+      <w:pPr>
+        <w:numPr>
+          <w:ilvl w:val="0"/>
+          <w:numId w:val="1001"/>
+        </w:numPr>
+        <w:pStyle w:val="Compact"/>
+      </w:pPr>
+      <w:r>
+        <w:rPr>
+          <w:bCs/>
+          <w:b/>
+        </w:rPr>
+        <w:t xml:space="preserve">Juliano Cesar Ferreira Ramos</w:t>
+      </w:r>
+      <w:r>
+        <w:t xml:space="preserve"> </w:t>
+      </w:r>
+      <w:r>
+        <w:t xml:space="preserve">— semanas 2 e 3: incerteza do GNSS, buffer circular e teste de</w:t>
+      </w:r>
+      <w:r>
+        <w:t xml:space="preserve"> </w:t>
+      </w:r>
+      <w:r>
+        <w:t xml:space="preserve">corrida, a malha (Wi-Fi Direct, Nearby, roteamento, serviço em primeiro plano), as melhorias 01 a 03</w:t>
+      </w:r>
+      <w:r>
+        <w:t xml:space="preserve"> </w:t>
+      </w:r>
+      <w:r>
+        <w:t xml:space="preserve">e as telas; na AV1, compilou, testou e instalou o aplicativo no aparelho, propôs a correção D-22 e</w:t>
+      </w:r>
+      <w:r>
+        <w:t xml:space="preserve"> </w:t>
+      </w:r>
+      <w:r>
+        <w:t xml:space="preserve">fez as coletas.</w:t>
+      </w:r>
+    </w:p>
+    <w:p>
+      <w:pPr>
+        <w:numPr>
+          <w:ilvl w:val="0"/>
+          <w:numId w:val="1001"/>
+        </w:numPr>
+        <w:pStyle w:val="Compact"/>
+      </w:pPr>
+      <w:r>
+        <w:rPr>
+          <w:bCs/>
+          <w:b/>
+        </w:rPr>
+        <w:t xml:space="preserve">Andre Bueno Ocanha</w:t>
+      </w:r>
+      <w:r>
+        <w:t xml:space="preserve"> </w:t>
+      </w:r>
+      <w:r>
+        <w:t xml:space="preserve">— nas semanas 1 a 3, participou das decisões registradas (D-01 a D-05 e</w:t>
+      </w:r>
+      <w:r>
+        <w:t xml:space="preserve"> </w:t>
+      </w:r>
+      <w:r>
+        <w:t xml:space="preserve">D-26 a D-32), sem commits; nas semanas 4 e 5, trabalhou com João Paulo Silva em todos os commits da</w:t>
+      </w:r>
+      <w:r>
+        <w:t xml:space="preserve"> </w:t>
+      </w:r>
+      <w:r>
+        <w:t xml:space="preserve">AV1, ajudando a escrever e conferindo, e por isso é coautor deles; revisor da pull request desta</w:t>
+      </w:r>
+      <w:r>
+        <w:t xml:space="preserve"> </w:t>
+      </w:r>
+      <w:r>
+        <w:t xml:space="preserve">entrega.</w:t>
+      </w:r>
+    </w:p>
     <w:bookmarkEnd w:id="20"/>
     <w:bookmarkStart w:id="21" w:name="o-que-foi-implementado"/>
     <w:p>
@@ -346,7 +479,7 @@
         <w:pStyle w:val="FirstParagraph"/>
       </w:pPr>
       <w:r>
-        <w:t xml:space="preserve">Levantado no histórico do Git (todos os ramos) em 21/10/2026.</w:t>
+        <w:t xml:space="preserve">Levantado no histórico do Git (todos os ramos) em 23/10/2026.</w:t>
       </w:r>
     </w:p>
     <w:p>
@@ -745,7 +878,19 @@
         <w:t xml:space="preserve"> </w:t>
       </w:r>
       <w:r>
-        <w:t xml:space="preserve">— coautor (</w:t>
+        <w:t xml:space="preserve">— semanas 1 a 3: decisões D-01 a D-05 e D-26 a D-32, sem commits. Semanas 4</w:t>
+      </w:r>
+      <w:r>
+        <w:t xml:space="preserve"> </w:t>
+      </w:r>
+      <w:r>
+        <w:t xml:space="preserve">e 5: trabalhou pessoalmente com João Paulo Silva em todos os commits da AV1, ajudando a escrever e</w:t>
+      </w:r>
+      <w:r>
+        <w:t xml:space="preserve"> </w:t>
+      </w:r>
+      <w:r>
+        <w:t xml:space="preserve">conferindo; é coautor (</w:t>
       </w:r>
       <w:r>
         <w:rPr>
@@ -754,13 +899,7 @@
         <w:t xml:space="preserve">Co-authored-by</w:t>
       </w:r>
       <w:r>
-        <w:t xml:space="preserve">) dos commits da AV1 de 21/10/2026 listados</w:t>
-      </w:r>
-      <w:r>
-        <w:t xml:space="preserve"> </w:t>
-      </w:r>
-      <w:r>
-        <w:t xml:space="preserve">abaixo; ⟪descrever o que ele fez nas semanas 1 a 5⟫.</w:t>
+        <w:t xml:space="preserve">) dos 20 commits de 21 e 22/10/2026 (lista em 6.3).</w:t>
       </w:r>
     </w:p>
     <w:p>
@@ -1090,7 +1229,7 @@
         <w:t xml:space="preserve"> </w:t>
       </w:r>
       <w:r>
-        <w:t xml:space="preserve">e no manifesto; 9 classes de teste em</w:t>
+        <w:t xml:space="preserve">e no manifesto; 11 classes de teste em</w:t>
       </w:r>
       <w:r>
         <w:t xml:space="preserve"> </w:t>
@@ -1225,7 +1364,10 @@
         <w:t xml:space="preserve">b09c873</w:t>
       </w:r>
       <w:r>
-        <w:t xml:space="preserve">,</w:t>
+        <w:t xml:space="preserve"> </w:t>
+      </w:r>
+      <w:r>
+        <w:t xml:space="preserve">e</w:t>
       </w:r>
       <w:r>
         <w:t xml:space="preserve"> </w:t>
@@ -1237,10 +1379,7 @@
         <w:t xml:space="preserve">b9c70d3</w:t>
       </w:r>
       <w:r>
-        <w:t xml:space="preserve"> </w:t>
-      </w:r>
-      <w:r>
-        <w:t xml:space="preserve">e</w:t>
+        <w:t xml:space="preserve">;</w:t>
       </w:r>
       <w:r>
         <w:t xml:space="preserve"> </w:t>
@@ -1252,7 +1391,22 @@
         <w:t xml:space="preserve">9ffba37</w:t>
       </w:r>
       <w:r>
-        <w:t xml:space="preserve">. Juliano Cesar Ferreira Ramos compilou o aplicativo, rodou a</w:t>
+        <w:t xml:space="preserve"> </w:t>
+      </w:r>
+      <w:r>
+        <w:t xml:space="preserve">(acentuação do</w:t>
+      </w:r>
+      <w:r>
+        <w:t xml:space="preserve"> </w:t>
+      </w:r>
+      <w:r>
+        <w:rPr>
+          <w:rStyle w:val="VerbatimChar"/>
+        </w:rPr>
+        <w:t xml:space="preserve">GravadorAquisicao</w:t>
+      </w:r>
+      <w:r>
+        <w:t xml:space="preserve">) não tem coautor. Juliano Cesar Ferreira Ramos compilou o aplicativo, rodou a</w:t>
       </w:r>
       <w:r>
         <w:t xml:space="preserve"> </w:t>
@@ -2778,7 +2932,7 @@
               <a:graphicData uri="http://schemas.openxmlformats.org/drawingml/2006/picture">
                 <pic:pic>
                   <pic:nvPicPr>
-                    <pic:cNvPr descr="/home/claude/alphafntz/rastro/docs/evidencias/telas/01_tela_principal.jpg" id="32" name="Picture"/>
+                    <pic:cNvPr descr="/root/rastro/docs/evidencias/telas/01_tela_principal.jpg" id="32" name="Picture"/>
                     <pic:cNvPicPr>
                       <a:picLocks noChangeArrowheads="1" noChangeAspect="1"/>
                     </pic:cNvPicPr>
@@ -2833,7 +2987,7 @@
               <a:graphicData uri="http://schemas.openxmlformats.org/drawingml/2006/picture">
                 <pic:pic>
                   <pic:nvPicPr>
-                    <pic:cNvPr descr="/home/claude/alphafntz/rastro/docs/evidencias/telas/02_notificacao_bloqueio.jpg" id="35" name="Picture"/>
+                    <pic:cNvPr descr="/root/rastro/docs/evidencias/telas/02_notificacao_bloqueio.jpg" id="35" name="Picture"/>
                     <pic:cNvPicPr>
                       <a:picLocks noChangeArrowheads="1" noChangeAspect="1"/>
                     </pic:cNvPicPr>
@@ -2888,7 +3042,7 @@
               <a:graphicData uri="http://schemas.openxmlformats.org/drawingml/2006/picture">
                 <pic:pic>
                   <pic:nvPicPr>
-                    <pic:cNvPr descr="/home/claude/alphafntz/rastro/docs/evidencias/telas/03_ensaio_erro_grosseiro.jpg" id="38" name="Picture"/>
+                    <pic:cNvPr descr="/root/rastro/docs/evidencias/telas/03_ensaio_erro_grosseiro.jpg" id="38" name="Picture"/>
                     <pic:cNvPicPr>
                       <a:picLocks noChangeArrowheads="1" noChangeAspect="1"/>
                     </pic:cNvPicPr>
@@ -2999,7 +3153,7 @@
       <w:pPr>
         <w:numPr>
           <w:ilvl w:val="0"/>
-          <w:numId w:val="1001"/>
+          <w:numId w:val="1002"/>
         </w:numPr>
         <w:pStyle w:val="Compact"/>
       </w:pPr>
@@ -3014,73 +3168,6 @@
           <w:rStyle w:val="VerbatimChar"/>
         </w:rPr>
         <w:t xml:space="preserve">.\gradlew.bat :app:testDebugUnitTest --rerun-tasks</w:t>
-      </w:r>
-    </w:p>
-    <w:p>
-      <w:pPr>
-        <w:numPr>
-          <w:ilvl w:val="0"/>
-          <w:numId w:val="1001"/>
-        </w:numPr>
-        <w:pStyle w:val="Compact"/>
-      </w:pPr>
-      <w:r>
-        <w:t xml:space="preserve">Commit:</w:t>
-      </w:r>
-      <w:r>
-        <w:t xml:space="preserve"> </w:t>
-      </w:r>
-      <w:r>
-        <w:rPr>
-          <w:rStyle w:val="VerbatimChar"/>
-        </w:rPr>
-        <w:t xml:space="preserve">710ef50</w:t>
-      </w:r>
-      <w:r>
-        <w:t xml:space="preserve"> </w:t>
-      </w:r>
-      <w:r>
-        <w:t xml:space="preserve">(árvore limpa) · executado por joao.silva86@estudante.ufla.br em JOAO-PAULO / Microsoft Windows NT 10.0.26300.0</w:t>
-      </w:r>
-    </w:p>
-    <w:p>
-      <w:pPr>
-        <w:numPr>
-          <w:ilvl w:val="0"/>
-          <w:numId w:val="1001"/>
-        </w:numPr>
-        <w:pStyle w:val="Compact"/>
-      </w:pPr>
-      <w:r>
-        <w:t xml:space="preserve">Início: 22/10/2026 23:26:56 · fim: 23:27:23 · código de saída: 0</w:t>
-      </w:r>
-    </w:p>
-    <w:p>
-      <w:pPr>
-        <w:pStyle w:val="FirstParagraph"/>
-      </w:pPr>
-      <w:r>
-        <w:rPr>
-          <w:bCs/>
-          <w:b/>
-        </w:rPr>
-        <w:t xml:space="preserve">Total: 161 testes em 29 classes, 0 falhas, 0 erros, 0 ignorados.</w:t>
-      </w:r>
-      <w:r>
-        <w:t xml:space="preserve"> </w:t>
-      </w:r>
-      <w:r>
-        <w:t xml:space="preserve">A tabela por classe está no Apêndice B.</w:t>
-      </w:r>
-    </w:p>
-    <w:bookmarkEnd w:id="40"/>
-    <w:bookmarkStart w:id="41" w:name="teste-de-corrida-dez-execuções"/>
-    <w:p>
-      <w:pPr>
-        <w:pStyle w:val="Heading2"/>
-      </w:pPr>
-      <w:r>
-        <w:t xml:space="preserve">4.3 Teste de corrida — dez execuções</w:t>
       </w:r>
     </w:p>
     <w:p>
@@ -3092,7 +3179,7 @@
         <w:pStyle w:val="Compact"/>
       </w:pPr>
       <w:r>
-        <w:t xml:space="preserve">Comando (repetido 10x):</w:t>
+        <w:t xml:space="preserve">Commit:</w:t>
       </w:r>
       <w:r>
         <w:t xml:space="preserve"> </w:t>
@@ -3101,7 +3188,13 @@
         <w:rPr>
           <w:rStyle w:val="VerbatimChar"/>
         </w:rPr>
-        <w:t xml:space="preserve">.\gradlew.bat :app:testDebugUnitTest --tests "*CircularImuBufferConcurrencyTest" --rerun-tasks</w:t>
+        <w:t xml:space="preserve">710ef50</w:t>
+      </w:r>
+      <w:r>
+        <w:t xml:space="preserve"> </w:t>
+      </w:r>
+      <w:r>
+        <w:t xml:space="preserve">(árvore limpa) · executado por joao.silva86@estudante.ufla.br em JOAO-PAULO / Microsoft Windows NT 10.0.26300.0</w:t>
       </w:r>
     </w:p>
     <w:p>
@@ -3109,6 +3202,67 @@
         <w:numPr>
           <w:ilvl w:val="0"/>
           <w:numId w:val="1002"/>
+        </w:numPr>
+        <w:pStyle w:val="Compact"/>
+      </w:pPr>
+      <w:r>
+        <w:t xml:space="preserve">Início: 22/10/2026 23:26:56 · fim: 23:27:23 · código de saída: 0</w:t>
+      </w:r>
+    </w:p>
+    <w:p>
+      <w:pPr>
+        <w:pStyle w:val="FirstParagraph"/>
+      </w:pPr>
+      <w:r>
+        <w:rPr>
+          <w:bCs/>
+          <w:b/>
+        </w:rPr>
+        <w:t xml:space="preserve">Total: 161 testes em 29 classes, 0 falhas, 0 erros, 0 ignorados.</w:t>
+      </w:r>
+      <w:r>
+        <w:t xml:space="preserve"> </w:t>
+      </w:r>
+      <w:r>
+        <w:t xml:space="preserve">A tabela por classe está no Apêndice B.</w:t>
+      </w:r>
+    </w:p>
+    <w:bookmarkEnd w:id="40"/>
+    <w:bookmarkStart w:id="41" w:name="teste-de-corrida-dez-execuções"/>
+    <w:p>
+      <w:pPr>
+        <w:pStyle w:val="Heading2"/>
+      </w:pPr>
+      <w:r>
+        <w:t xml:space="preserve">4.3 Teste de corrida — dez execuções</w:t>
+      </w:r>
+    </w:p>
+    <w:p>
+      <w:pPr>
+        <w:numPr>
+          <w:ilvl w:val="0"/>
+          <w:numId w:val="1003"/>
+        </w:numPr>
+        <w:pStyle w:val="Compact"/>
+      </w:pPr>
+      <w:r>
+        <w:t xml:space="preserve">Comando (repetido 10x):</w:t>
+      </w:r>
+      <w:r>
+        <w:t xml:space="preserve"> </w:t>
+      </w:r>
+      <w:r>
+        <w:rPr>
+          <w:rStyle w:val="VerbatimChar"/>
+        </w:rPr>
+        <w:t xml:space="preserve">.\gradlew.bat :app:testDebugUnitTest --tests "*CircularImuBufferConcurrencyTest" --rerun-tasks</w:t>
+      </w:r>
+    </w:p>
+    <w:p>
+      <w:pPr>
+        <w:numPr>
+          <w:ilvl w:val="0"/>
+          <w:numId w:val="1003"/>
         </w:numPr>
         <w:pStyle w:val="Compact"/>
       </w:pPr>
@@ -5874,7 +6028,7 @@
               <a:graphicData uri="http://schemas.openxmlformats.org/drawingml/2006/picture">
                 <pic:pic>
                   <pic:nvPicPr>
-                    <pic:cNvPr descr="/home/claude/alphafntz/rastro/docs/evidencias/resultados/dispersao_estatica.svg" id="45" name="Picture"/>
+                    <pic:cNvPr descr="/root/rastro/docs/evidencias/resultados/dispersao_estatica.svg" id="45" name="Picture"/>
                     <pic:cNvPicPr>
                       <a:picLocks noChangeArrowheads="1" noChangeAspect="1"/>
                     </pic:cNvPicPr>
@@ -5938,7 +6092,7 @@
               <a:graphicData uri="http://schemas.openxmlformats.org/drawingml/2006/picture">
                 <pic:pic>
                   <pic:nvPicPr>
-                    <pic:cNvPr descr="/home/claude/alphafntz/rastro/docs/evidencias/resultados/dispersao_estatica_antes_d23.svg" id="48" name="Picture"/>
+                    <pic:cNvPr descr="/root/rastro/docs/evidencias/resultados/dispersao_estatica_antes_d23.svg" id="48" name="Picture"/>
                     <pic:cNvPicPr>
                       <a:picLocks noChangeArrowheads="1" noChangeAspect="1"/>
                     </pic:cNvPicPr>
@@ -9902,7 +10056,7 @@
       </w:r>
     </w:p>
     <w:bookmarkEnd w:id="54"/>
-    <w:bookmarkStart w:id="55" w:name="autoria-por-integrante"/>
+    <w:bookmarkStart w:id="58" w:name="autoria-por-integrante"/>
     <w:p>
       <w:pPr>
         <w:pStyle w:val="Heading1"/>
@@ -9916,30 +10070,2180 @@
         <w:pStyle w:val="FirstParagraph"/>
       </w:pPr>
       <w:r>
-        <w:t xml:space="preserve">⟪Repetir aqui, por integrante, as classes e métodos escritos e os hashes dos commits — a</w:t>
-      </w:r>
-      <w:r>
-        <w:t xml:space="preserve"> </w:t>
-      </w:r>
-      <w:r>
-        <w:t xml:space="preserve">seção 2 já traz o levantamento do histórico até 21/10. Incluir os commits desta entrega.⟫</w:t>
+        <w:t xml:space="preserve">Levantado com</w:t>
+      </w:r>
+      <w:r>
+        <w:t xml:space="preserve"> </w:t>
+      </w:r>
+      <w:r>
+        <w:rPr>
+          <w:rStyle w:val="VerbatimChar"/>
+        </w:rPr>
+        <w:t xml:space="preserve">git log --all</w:t>
+      </w:r>
+      <w:r>
+        <w:t xml:space="preserve"> </w:t>
+      </w:r>
+      <w:r>
+        <w:t xml:space="preserve">em 23/10/2026, pela autoria e pelas linhas</w:t>
+      </w:r>
+      <w:r>
+        <w:t xml:space="preserve"> </w:t>
+      </w:r>
+      <w:r>
+        <w:rPr>
+          <w:rStyle w:val="VerbatimChar"/>
+        </w:rPr>
+        <w:t xml:space="preserve">Co-authored-by</w:t>
+      </w:r>
+      <w:r>
+        <w:t xml:space="preserve">. Os</w:t>
+      </w:r>
+      <w:r>
+        <w:t xml:space="preserve"> </w:t>
+      </w:r>
+      <w:r>
+        <w:t xml:space="preserve">commits das semanas 4 e 5 foram feitos na conta de João Paulo Silva, com coautoria; o código dessa</w:t>
+      </w:r>
+      <w:r>
+        <w:t xml:space="preserve"> </w:t>
+      </w:r>
+      <w:r>
+        <w:t xml:space="preserve">fase foi gerado com assistente de IA (seção 8).</w:t>
       </w:r>
     </w:p>
-    <w:bookmarkEnd w:id="55"/>
-    <w:bookmarkStart w:id="56" w:name="limitações"/>
+    <w:bookmarkStart w:id="55" w:name="joão-paulo-silva"/>
     <w:p>
       <w:pPr>
-        <w:pStyle w:val="Heading1"/>
+        <w:pStyle w:val="Heading2"/>
       </w:pPr>
       <w:r>
-        <w:t xml:space="preserve">7. Limitações</w:t>
+        <w:t xml:space="preserve">6.1 João Paulo Silva</w:t>
       </w:r>
     </w:p>
     <w:p>
       <w:pPr>
         <w:numPr>
           <w:ilvl w:val="0"/>
-          <w:numId w:val="1003"/>
+          <w:numId w:val="1004"/>
+        </w:numPr>
+        <w:pStyle w:val="Compact"/>
+      </w:pPr>
+      <w:r>
+        <w:rPr>
+          <w:bCs/>
+          <w:b/>
+        </w:rPr>
+        <w:t xml:space="preserve">Semana 1.</w:t>
+      </w:r>
+      <w:r>
+        <w:t xml:space="preserve"> </w:t>
+      </w:r>
+      <w:r>
+        <w:rPr>
+          <w:rStyle w:val="VerbatimChar"/>
+        </w:rPr>
+        <w:t xml:space="preserve">240077b</w:t>
+      </w:r>
+      <w:r>
+        <w:t xml:space="preserve"> </w:t>
+      </w:r>
+      <w:r>
+        <w:t xml:space="preserve">(13/09):</w:t>
+      </w:r>
+      <w:r>
+        <w:t xml:space="preserve"> </w:t>
+      </w:r>
+      <w:r>
+        <w:rPr>
+          <w:rStyle w:val="VerbatimChar"/>
+        </w:rPr>
+        <w:t xml:space="preserve">Posicao</w:t>
+      </w:r>
+      <w:r>
+        <w:t xml:space="preserve">,</w:t>
+      </w:r>
+      <w:r>
+        <w:t xml:space="preserve"> </w:t>
+      </w:r>
+      <w:r>
+        <w:rPr>
+          <w:rStyle w:val="VerbatimChar"/>
+        </w:rPr>
+        <w:t xml:space="preserve">IMURead</w:t>
+      </w:r>
+      <w:r>
+        <w:t xml:space="preserve"> </w:t>
+      </w:r>
+      <w:r>
+        <w:t xml:space="preserve">(</w:t>
+      </w:r>
+      <w:r>
+        <w:rPr>
+          <w:rStyle w:val="VerbatimChar"/>
+        </w:rPr>
+        <w:t xml:space="preserve">magnitude</w:t>
+      </w:r>
+      <w:r>
+        <w:t xml:space="preserve">),</w:t>
+      </w:r>
+      <w:r>
+        <w:t xml:space="preserve"> </w:t>
+      </w:r>
+      <w:r>
+        <w:rPr>
+          <w:rStyle w:val="VerbatimChar"/>
+        </w:rPr>
+        <w:t xml:space="preserve">Trajeto</w:t>
+      </w:r>
+      <w:r>
+        <w:t xml:space="preserve"> </w:t>
+      </w:r>
+      <w:r>
+        <w:t xml:space="preserve">(</w:t>
+      </w:r>
+      <w:r>
+        <w:rPr>
+          <w:rStyle w:val="VerbatimChar"/>
+        </w:rPr>
+        <w:t xml:space="preserve">vazio</w:t>
+      </w:r>
+      <w:r>
+        <w:t xml:space="preserve">,</w:t>
+      </w:r>
+      <w:r>
+        <w:t xml:space="preserve"> </w:t>
+      </w:r>
+      <w:r>
+        <w:rPr>
+          <w:rStyle w:val="VerbatimChar"/>
+        </w:rPr>
+        <w:t xml:space="preserve">comNovoPonto</w:t>
+      </w:r>
+      <w:r>
+        <w:t xml:space="preserve">,</w:t>
+      </w:r>
+      <w:r>
+        <w:t xml:space="preserve"> </w:t>
+      </w:r>
+      <w:r>
+        <w:rPr>
+          <w:rStyle w:val="VerbatimChar"/>
+        </w:rPr>
+        <w:t xml:space="preserve">velocidadeMediaMps</w:t>
+      </w:r>
+      <w:r>
+        <w:t xml:space="preserve">,</w:t>
+      </w:r>
+      <w:r>
+        <w:t xml:space="preserve"> </w:t>
+      </w:r>
+      <w:r>
+        <w:rPr>
+          <w:rStyle w:val="VerbatimChar"/>
+        </w:rPr>
+        <w:t xml:space="preserve">recorteTemporal</w:t>
+      </w:r>
+      <w:r>
+        <w:t xml:space="preserve">,</w:t>
+      </w:r>
+      <w:r>
+        <w:t xml:space="preserve"> </w:t>
+      </w:r>
+      <w:r>
+        <w:rPr>
+          <w:rStyle w:val="VerbatimChar"/>
+        </w:rPr>
+        <w:t xml:space="preserve">pontosOrdenados</w:t>
+      </w:r>
+      <w:r>
+        <w:t xml:space="preserve">) e</w:t>
+      </w:r>
+      <w:r>
+        <w:t xml:space="preserve"> </w:t>
+      </w:r>
+      <w:r>
+        <w:rPr>
+          <w:rStyle w:val="VerbatimChar"/>
+        </w:rPr>
+        <w:t xml:space="preserve">DomainExceptions</w:t>
+      </w:r>
+      <w:r>
+        <w:t xml:space="preserve">,</w:t>
+      </w:r>
+      <w:r>
+        <w:t xml:space="preserve"> </w:t>
+      </w:r>
+      <w:r>
+        <w:t xml:space="preserve">com</w:t>
+      </w:r>
+      <w:r>
+        <w:t xml:space="preserve"> </w:t>
+      </w:r>
+      <w:r>
+        <w:rPr>
+          <w:rStyle w:val="VerbatimChar"/>
+        </w:rPr>
+        <w:t xml:space="preserve">PosicaoTest</w:t>
+      </w:r>
+      <w:r>
+        <w:t xml:space="preserve">,</w:t>
+      </w:r>
+      <w:r>
+        <w:t xml:space="preserve"> </w:t>
+      </w:r>
+      <w:r>
+        <w:rPr>
+          <w:rStyle w:val="VerbatimChar"/>
+        </w:rPr>
+        <w:t xml:space="preserve">IMUReadTest</w:t>
+      </w:r>
+      <w:r>
+        <w:t xml:space="preserve"> </w:t>
+      </w:r>
+      <w:r>
+        <w:t xml:space="preserve">e</w:t>
+      </w:r>
+      <w:r>
+        <w:t xml:space="preserve"> </w:t>
+      </w:r>
+      <w:r>
+        <w:rPr>
+          <w:rStyle w:val="VerbatimChar"/>
+        </w:rPr>
+        <w:t xml:space="preserve">TrajetoTest</w:t>
+      </w:r>
+      <w:r>
+        <w:t xml:space="preserve">;</w:t>
+      </w:r>
+      <w:r>
+        <w:t xml:space="preserve"> </w:t>
+      </w:r>
+      <w:r>
+        <w:rPr>
+          <w:rStyle w:val="VerbatimChar"/>
+        </w:rPr>
+        <w:t xml:space="preserve">7039bfe</w:t>
+      </w:r>
+      <w:r>
+        <w:t xml:space="preserve"> </w:t>
+      </w:r>
+      <w:r>
+        <w:t xml:space="preserve">(13/09), proposta;</w:t>
+      </w:r>
+      <w:r>
+        <w:t xml:space="preserve"> </w:t>
+      </w:r>
+      <w:r>
+        <w:rPr>
+          <w:rStyle w:val="VerbatimChar"/>
+        </w:rPr>
+        <w:t xml:space="preserve">550d623</w:t>
+      </w:r>
+      <w:r>
+        <w:t xml:space="preserve"> </w:t>
+      </w:r>
+      <w:r>
+        <w:t xml:space="preserve">(15/09,</w:t>
+      </w:r>
+      <w:r>
+        <w:t xml:space="preserve"> </w:t>
+      </w:r>
+      <w:r>
+        <w:t xml:space="preserve">na</w:t>
+      </w:r>
+      <w:r>
+        <w:t xml:space="preserve"> </w:t>
+      </w:r>
+      <w:r>
+        <w:rPr>
+          <w:rStyle w:val="VerbatimChar"/>
+        </w:rPr>
+        <w:t xml:space="preserve">main</w:t>
+      </w:r>
+      <w:r>
+        <w:t xml:space="preserve">), decisões da semana 1 (D-26 a D-32).</w:t>
+      </w:r>
+    </w:p>
+    <w:p>
+      <w:pPr>
+        <w:numPr>
+          <w:ilvl w:val="0"/>
+          <w:numId w:val="1004"/>
+        </w:numPr>
+        <w:pStyle w:val="Compact"/>
+      </w:pPr>
+      <w:r>
+        <w:rPr>
+          <w:bCs/>
+          <w:b/>
+        </w:rPr>
+        <w:t xml:space="preserve">Semanas 4 e 5</w:t>
+      </w:r>
+      <w:r>
+        <w:t xml:space="preserve">, pacote</w:t>
+      </w:r>
+      <w:r>
+        <w:t xml:space="preserve"> </w:t>
+      </w:r>
+      <w:r>
+        <w:rPr>
+          <w:rStyle w:val="VerbatimChar"/>
+        </w:rPr>
+        <w:t xml:space="preserve">av1</w:t>
+      </w:r>
+      <w:r>
+        <w:t xml:space="preserve">:</w:t>
+      </w:r>
+      <w:r>
+        <w:t xml:space="preserve"> </w:t>
+      </w:r>
+      <w:r>
+        <w:rPr>
+          <w:rStyle w:val="VerbatimChar"/>
+        </w:rPr>
+        <w:t xml:space="preserve">Reconciliador</w:t>
+      </w:r>
+      <w:r>
+        <w:t xml:space="preserve"> </w:t>
+      </w:r>
+      <w:r>
+        <w:t xml:space="preserve">(</w:t>
+      </w:r>
+      <w:r>
+        <w:rPr>
+          <w:rStyle w:val="VerbatimChar"/>
+        </w:rPr>
+        <w:t xml:space="preserve">reconciliar</w:t>
+      </w:r>
+      <w:r>
+        <w:t xml:space="preserve">,</w:t>
+      </w:r>
+      <w:r>
+        <w:t xml:space="preserve"> </w:t>
+      </w:r>
+      <w:r>
+        <w:rPr>
+          <w:rStyle w:val="VerbatimChar"/>
+        </w:rPr>
+        <w:t xml:space="preserve">restricoes</w:t>
+      </w:r>
+      <w:r>
+        <w:t xml:space="preserve">,</w:t>
+      </w:r>
+      <w:r>
+        <w:t xml:space="preserve"> </w:t>
+      </w:r>
+      <w:r>
+        <w:rPr>
+          <w:rStyle w:val="VerbatimChar"/>
+        </w:rPr>
+        <w:t xml:space="preserve">medidas</w:t>
+      </w:r>
+      <w:r>
+        <w:t xml:space="preserve">),</w:t>
+      </w:r>
+      <w:r>
+        <w:t xml:space="preserve"> </w:t>
+      </w:r>
+      <w:r>
+        <w:rPr>
+          <w:rStyle w:val="VerbatimChar"/>
+        </w:rPr>
+        <w:t xml:space="preserve">ProjecaoLocal</w:t>
+      </w:r>
+      <w:r>
+        <w:t xml:space="preserve">,</w:t>
+      </w:r>
+      <w:r>
+        <w:t xml:space="preserve"> </w:t>
+      </w:r>
+      <w:r>
+        <w:rPr>
+          <w:rStyle w:val="VerbatimChar"/>
+        </w:rPr>
+        <w:t xml:space="preserve">ModeloIncerteza</w:t>
+      </w:r>
+      <w:r>
+        <w:t xml:space="preserve">,</w:t>
+      </w:r>
+      <w:r>
+        <w:t xml:space="preserve"> </w:t>
+      </w:r>
+      <w:r>
+        <w:rPr>
+          <w:rStyle w:val="VerbatimChar"/>
+        </w:rPr>
+        <w:t xml:space="preserve">Matriz</w:t>
+      </w:r>
+      <w:r>
+        <w:t xml:space="preserve">,</w:t>
+      </w:r>
+      <w:r>
+        <w:t xml:space="preserve"> </w:t>
+      </w:r>
+      <w:r>
+        <w:rPr>
+          <w:rStyle w:val="VerbatimChar"/>
+        </w:rPr>
+        <w:t xml:space="preserve">Estatistica</w:t>
+      </w:r>
+      <w:r>
+        <w:t xml:space="preserve">,</w:t>
+      </w:r>
+      <w:r>
+        <w:t xml:space="preserve"> </w:t>
+      </w:r>
+      <w:r>
+        <w:rPr>
+          <w:rStyle w:val="VerbatimChar"/>
+        </w:rPr>
+        <w:t xml:space="preserve">DetectorErroGrosseiro</w:t>
+      </w:r>
+      <w:r>
+        <w:t xml:space="preserve"> </w:t>
+      </w:r>
+      <w:r>
+        <w:t xml:space="preserve">(</w:t>
+      </w:r>
+      <w:r>
+        <w:rPr>
+          <w:rStyle w:val="VerbatimChar"/>
+        </w:rPr>
+        <w:t xml:space="preserve">analisar</w:t>
+      </w:r>
+      <w:r>
+        <w:t xml:space="preserve">),</w:t>
+      </w:r>
+      <w:r>
+        <w:t xml:space="preserve"> </w:t>
+      </w:r>
+      <w:r>
+        <w:rPr>
+          <w:rStyle w:val="VerbatimChar"/>
+        </w:rPr>
+        <w:t xml:space="preserve">Janelas</w:t>
+      </w:r>
+      <w:r>
+        <w:t xml:space="preserve"> </w:t>
+      </w:r>
+      <w:r>
+        <w:t xml:space="preserve">(</w:t>
+      </w:r>
+      <w:r>
+        <w:rPr>
+          <w:rStyle w:val="VerbatimChar"/>
+        </w:rPr>
+        <w:t xml:space="preserve">disjuntas</w:t>
+      </w:r>
+      <w:r>
+        <w:t xml:space="preserve">,</w:t>
+      </w:r>
+      <w:r>
+        <w:t xml:space="preserve"> </w:t>
+      </w:r>
+      <w:r>
+        <w:rPr>
+          <w:rStyle w:val="VerbatimChar"/>
+        </w:rPr>
+        <w:t xml:space="preserve">retida</w:t>
+      </w:r>
+      <w:r>
+        <w:t xml:space="preserve">,</w:t>
+      </w:r>
+      <w:r>
+        <w:t xml:space="preserve"> </w:t>
+      </w:r>
+      <w:r>
+        <w:rPr>
+          <w:rStyle w:val="VerbatimChar"/>
+        </w:rPr>
+        <w:t xml:space="preserve">filtrar</w:t>
+      </w:r>
+      <w:r>
+        <w:t xml:space="preserve">),</w:t>
+      </w:r>
+      <w:r>
+        <w:t xml:space="preserve"> </w:t>
+      </w:r>
+      <w:r>
+        <w:rPr>
+          <w:rStyle w:val="VerbatimChar"/>
+        </w:rPr>
+        <w:t xml:space="preserve">InjetorFalhas</w:t>
+      </w:r>
+      <w:r>
+        <w:t xml:space="preserve"> </w:t>
+      </w:r>
+      <w:r>
+        <w:t xml:space="preserve">(</w:t>
+      </w:r>
+      <w:r>
+        <w:rPr>
+          <w:rStyle w:val="VerbatimChar"/>
+        </w:rPr>
+        <w:t xml:space="preserve">ruido</w:t>
+      </w:r>
+      <w:r>
+        <w:t xml:space="preserve">,</w:t>
+      </w:r>
+      <w:r>
+        <w:t xml:space="preserve"> </w:t>
+      </w:r>
+      <w:r>
+        <w:rPr>
+          <w:rStyle w:val="VerbatimChar"/>
+        </w:rPr>
+        <w:t xml:space="preserve">perda</w:t>
+      </w:r>
+      <w:r>
+        <w:t xml:space="preserve">,</w:t>
+      </w:r>
+      <w:r>
+        <w:t xml:space="preserve"> </w:t>
+      </w:r>
+      <w:r>
+        <w:rPr>
+          <w:rStyle w:val="VerbatimChar"/>
+        </w:rPr>
+        <w:t xml:space="preserve">salto</w:t>
+      </w:r>
+      <w:r>
+        <w:t xml:space="preserve">),</w:t>
+      </w:r>
+      <w:r>
+        <w:t xml:space="preserve"> </w:t>
+      </w:r>
+      <w:r>
+        <w:rPr>
+          <w:rStyle w:val="VerbatimChar"/>
+        </w:rPr>
+        <w:t xml:space="preserve">RegistroFix</w:t>
+      </w:r>
+      <w:r>
+        <w:t xml:space="preserve">/</w:t>
+      </w:r>
+      <w:r>
+        <w:rPr>
+          <w:rStyle w:val="VerbatimChar"/>
+        </w:rPr>
+        <w:t xml:space="preserve">RegistroFixCsv</w:t>
+      </w:r>
+      <w:r>
+        <w:t xml:space="preserve">,</w:t>
+      </w:r>
+      <w:r>
+        <w:t xml:space="preserve"> </w:t>
+      </w:r>
+      <w:r>
+        <w:rPr>
+          <w:rStyle w:val="VerbatimChar"/>
+        </w:rPr>
+        <w:t xml:space="preserve">RegistroAquisicao</w:t>
+      </w:r>
+      <w:r>
+        <w:t xml:space="preserve">/</w:t>
+      </w:r>
+      <w:r>
+        <w:rPr>
+          <w:rStyle w:val="VerbatimChar"/>
+        </w:rPr>
+        <w:t xml:space="preserve">RegistroAquisicaoCsv</w:t>
+      </w:r>
+      <w:r>
+        <w:t xml:space="preserve">,</w:t>
+      </w:r>
+      <w:r>
+        <w:t xml:space="preserve"> </w:t>
+      </w:r>
+      <w:r>
+        <w:rPr>
+          <w:rStyle w:val="VerbatimChar"/>
+        </w:rPr>
+        <w:t xml:space="preserve">AnaliseEstatica</w:t>
+      </w:r>
+      <w:r>
+        <w:t xml:space="preserve">,</w:t>
+      </w:r>
+      <w:r>
+        <w:t xml:space="preserve"> </w:t>
+      </w:r>
+      <w:r>
+        <w:rPr>
+          <w:rStyle w:val="VerbatimChar"/>
+        </w:rPr>
+        <w:t xml:space="preserve">AnaliseAquisicao</w:t>
+      </w:r>
+      <w:r>
+        <w:t xml:space="preserve">,</w:t>
+      </w:r>
+      <w:r>
+        <w:t xml:space="preserve"> </w:t>
+      </w:r>
+      <w:r>
+        <w:rPr>
+          <w:rStyle w:val="VerbatimChar"/>
+        </w:rPr>
+        <w:t xml:space="preserve">TabelaResiduos</w:t>
+      </w:r>
+      <w:r>
+        <w:t xml:space="preserve">,</w:t>
+      </w:r>
+      <w:r>
+        <w:t xml:space="preserve"> </w:t>
+      </w:r>
+      <w:r>
+        <w:rPr>
+          <w:rStyle w:val="VerbatimChar"/>
+        </w:rPr>
+        <w:t xml:space="preserve">DemonstracaoDetector</w:t>
+      </w:r>
+      <w:r>
+        <w:t xml:space="preserve">,</w:t>
+      </w:r>
+      <w:r>
+        <w:t xml:space="preserve"> </w:t>
+      </w:r>
+      <w:r>
+        <w:rPr>
+          <w:rStyle w:val="VerbatimChar"/>
+        </w:rPr>
+        <w:t xml:space="preserve">EnsaioSensibilidade</w:t>
+      </w:r>
+      <w:r>
+        <w:t xml:space="preserve"> </w:t>
+      </w:r>
+      <w:r>
+        <w:t xml:space="preserve">(</w:t>
+      </w:r>
+      <w:r>
+        <w:rPr>
+          <w:rStyle w:val="VerbatimChar"/>
+        </w:rPr>
+        <w:t xml:space="preserve">saltoMinimoDetectavel</w:t>
+      </w:r>
+      <w:r>
+        <w:t xml:space="preserve">),</w:t>
+      </w:r>
+      <w:r>
+        <w:t xml:space="preserve"> </w:t>
+      </w:r>
+      <w:r>
+        <w:rPr>
+          <w:rStyle w:val="VerbatimChar"/>
+        </w:rPr>
+        <w:t xml:space="preserve">ReprodutorRegistro</w:t>
+      </w:r>
+      <w:r>
+        <w:t xml:space="preserve"> </w:t>
+      </w:r>
+      <w:r>
+        <w:t xml:space="preserve">(</w:t>
+      </w:r>
+      <w:r>
+        <w:rPr>
+          <w:rStyle w:val="VerbatimChar"/>
+        </w:rPr>
+        <w:t xml:space="preserve">passo</w:t>
+      </w:r>
+      <w:r>
+        <w:t xml:space="preserve">),</w:t>
+      </w:r>
+      <w:r>
+        <w:t xml:space="preserve"> </w:t>
+      </w:r>
+      <w:r>
+        <w:rPr>
+          <w:rStyle w:val="VerbatimChar"/>
+        </w:rPr>
+        <w:t xml:space="preserve">SaidaEvidencias</w:t>
+      </w:r>
+      <w:r>
+        <w:t xml:space="preserve">,</w:t>
+      </w:r>
+      <w:r>
+        <w:t xml:space="preserve"> </w:t>
+      </w:r>
+      <w:r>
+        <w:rPr>
+          <w:rStyle w:val="VerbatimChar"/>
+        </w:rPr>
+        <w:t xml:space="preserve">GravadorAquisicao</w:t>
+      </w:r>
+      <w:r>
+        <w:t xml:space="preserve"> </w:t>
+      </w:r>
+      <w:r>
+        <w:t xml:space="preserve">(</w:t>
+      </w:r>
+      <w:r>
+        <w:rPr>
+          <w:rStyle w:val="VerbatimChar"/>
+        </w:rPr>
+        <w:t xml:space="preserve">iniciar</w:t>
+      </w:r>
+      <w:r>
+        <w:t xml:space="preserve">,</w:t>
+      </w:r>
+      <w:r>
+        <w:t xml:space="preserve"> </w:t>
+      </w:r>
+      <w:r>
+        <w:rPr>
+          <w:rStyle w:val="VerbatimChar"/>
+        </w:rPr>
+        <w:t xml:space="preserve">registrarFix</w:t>
+      </w:r>
+      <w:r>
+        <w:t xml:space="preserve">,</w:t>
+      </w:r>
+      <w:r>
+        <w:t xml:space="preserve"> </w:t>
+      </w:r>
+      <w:r>
+        <w:rPr>
+          <w:rStyle w:val="VerbatimChar"/>
+        </w:rPr>
+        <w:t xml:space="preserve">registrarImu</w:t>
+      </w:r>
+      <w:r>
+        <w:t xml:space="preserve">,</w:t>
+      </w:r>
+      <w:r>
+        <w:t xml:space="preserve"> </w:t>
+      </w:r>
+      <w:r>
+        <w:rPr>
+          <w:rStyle w:val="VerbatimChar"/>
+        </w:rPr>
+        <w:t xml:space="preserve">parar</w:t>
+      </w:r>
+      <w:r>
+        <w:t xml:space="preserve">) e</w:t>
+      </w:r>
+      <w:r>
+        <w:t xml:space="preserve"> </w:t>
+      </w:r>
+      <w:r>
+        <w:rPr>
+          <w:rStyle w:val="VerbatimChar"/>
+        </w:rPr>
+        <w:t xml:space="preserve">EnsaioActivity</w:t>
+      </w:r>
+      <w:r>
+        <w:t xml:space="preserve">; 11 classes de teste; a</w:t>
+      </w:r>
+      <w:r>
+        <w:t xml:space="preserve"> </w:t>
+      </w:r>
+      <w:r>
+        <w:t xml:space="preserve">localização em segundo plano no manifesto (D-23).</w:t>
+      </w:r>
+    </w:p>
+    <w:p>
+      <w:pPr>
+        <w:numPr>
+          <w:ilvl w:val="0"/>
+          <w:numId w:val="1004"/>
+        </w:numPr>
+        <w:pStyle w:val="Compact"/>
+      </w:pPr>
+      <w:r>
+        <w:rPr>
+          <w:bCs/>
+          <w:b/>
+        </w:rPr>
+        <w:t xml:space="preserve">Commits.</w:t>
+      </w:r>
+      <w:r>
+        <w:t xml:space="preserve"> </w:t>
+      </w:r>
+      <w:r>
+        <w:t xml:space="preserve">21/10:</w:t>
+      </w:r>
+      <w:r>
+        <w:t xml:space="preserve"> </w:t>
+      </w:r>
+      <w:r>
+        <w:rPr>
+          <w:rStyle w:val="VerbatimChar"/>
+        </w:rPr>
+        <w:t xml:space="preserve">ac1c93c</w:t>
+      </w:r>
+      <w:r>
+        <w:t xml:space="preserve">,</w:t>
+      </w:r>
+      <w:r>
+        <w:t xml:space="preserve"> </w:t>
+      </w:r>
+      <w:r>
+        <w:rPr>
+          <w:rStyle w:val="VerbatimChar"/>
+        </w:rPr>
+        <w:t xml:space="preserve">3418956</w:t>
+      </w:r>
+      <w:r>
+        <w:t xml:space="preserve">,</w:t>
+      </w:r>
+      <w:r>
+        <w:t xml:space="preserve"> </w:t>
+      </w:r>
+      <w:r>
+        <w:rPr>
+          <w:rStyle w:val="VerbatimChar"/>
+        </w:rPr>
+        <w:t xml:space="preserve">d2178d1</w:t>
+      </w:r>
+      <w:r>
+        <w:t xml:space="preserve">,</w:t>
+      </w:r>
+      <w:r>
+        <w:t xml:space="preserve"> </w:t>
+      </w:r>
+      <w:r>
+        <w:rPr>
+          <w:rStyle w:val="VerbatimChar"/>
+        </w:rPr>
+        <w:t xml:space="preserve">2c49a56</w:t>
+      </w:r>
+      <w:r>
+        <w:t xml:space="preserve">,</w:t>
+      </w:r>
+      <w:r>
+        <w:t xml:space="preserve"> </w:t>
+      </w:r>
+      <w:r>
+        <w:rPr>
+          <w:rStyle w:val="VerbatimChar"/>
+        </w:rPr>
+        <w:t xml:space="preserve">7815b3f</w:t>
+      </w:r>
+      <w:r>
+        <w:t xml:space="preserve">,</w:t>
+      </w:r>
+      <w:r>
+        <w:t xml:space="preserve"> </w:t>
+      </w:r>
+      <w:r>
+        <w:rPr>
+          <w:rStyle w:val="VerbatimChar"/>
+        </w:rPr>
+        <w:t xml:space="preserve">216a99b</w:t>
+      </w:r>
+      <w:r>
+        <w:t xml:space="preserve">,</w:t>
+      </w:r>
+      <w:r>
+        <w:t xml:space="preserve"> </w:t>
+      </w:r>
+      <w:r>
+        <w:rPr>
+          <w:rStyle w:val="VerbatimChar"/>
+        </w:rPr>
+        <w:t xml:space="preserve">b09c873</w:t>
+      </w:r>
+      <w:r>
+        <w:t xml:space="preserve">,</w:t>
+      </w:r>
+      <w:r>
+        <w:t xml:space="preserve"> </w:t>
+      </w:r>
+      <w:r>
+        <w:rPr>
+          <w:rStyle w:val="VerbatimChar"/>
+        </w:rPr>
+        <w:t xml:space="preserve">b9c70d3</w:t>
+      </w:r>
+      <w:r>
+        <w:t xml:space="preserve"> </w:t>
+      </w:r>
+      <w:r>
+        <w:t xml:space="preserve">e</w:t>
+      </w:r>
+      <w:r>
+        <w:t xml:space="preserve"> </w:t>
+      </w:r>
+      <w:r>
+        <w:rPr>
+          <w:rStyle w:val="VerbatimChar"/>
+        </w:rPr>
+        <w:t xml:space="preserve">9ffba37</w:t>
+      </w:r>
+      <w:r>
+        <w:t xml:space="preserve">. 22/10:</w:t>
+      </w:r>
+      <w:r>
+        <w:t xml:space="preserve"> </w:t>
+      </w:r>
+      <w:r>
+        <w:rPr>
+          <w:rStyle w:val="VerbatimChar"/>
+        </w:rPr>
+        <w:t xml:space="preserve">b648185</w:t>
+      </w:r>
+      <w:r>
+        <w:t xml:space="preserve">,</w:t>
+      </w:r>
+      <w:r>
+        <w:t xml:space="preserve"> </w:t>
+      </w:r>
+      <w:r>
+        <w:rPr>
+          <w:rStyle w:val="VerbatimChar"/>
+        </w:rPr>
+        <w:t xml:space="preserve">32e955e</w:t>
+      </w:r>
+      <w:r>
+        <w:t xml:space="preserve">,</w:t>
+      </w:r>
+      <w:r>
+        <w:t xml:space="preserve"> </w:t>
+      </w:r>
+      <w:r>
+        <w:rPr>
+          <w:rStyle w:val="VerbatimChar"/>
+        </w:rPr>
+        <w:t xml:space="preserve">61946bc</w:t>
+      </w:r>
+      <w:r>
+        <w:t xml:space="preserve">,</w:t>
+      </w:r>
+      <w:r>
+        <w:t xml:space="preserve"> </w:t>
+      </w:r>
+      <w:r>
+        <w:rPr>
+          <w:rStyle w:val="VerbatimChar"/>
+        </w:rPr>
+        <w:t xml:space="preserve">271b8c2</w:t>
+      </w:r>
+      <w:r>
+        <w:t xml:space="preserve">,</w:t>
+      </w:r>
+      <w:r>
+        <w:t xml:space="preserve"> </w:t>
+      </w:r>
+      <w:r>
+        <w:rPr>
+          <w:rStyle w:val="VerbatimChar"/>
+        </w:rPr>
+        <w:t xml:space="preserve">3a8781b</w:t>
+      </w:r>
+      <w:r>
+        <w:t xml:space="preserve">,</w:t>
+      </w:r>
+      <w:r>
+        <w:t xml:space="preserve"> </w:t>
+      </w:r>
+      <w:r>
+        <w:rPr>
+          <w:rStyle w:val="VerbatimChar"/>
+        </w:rPr>
+        <w:t xml:space="preserve">a97e44e</w:t>
+      </w:r>
+      <w:r>
+        <w:t xml:space="preserve">,</w:t>
+      </w:r>
+      <w:r>
+        <w:t xml:space="preserve"> </w:t>
+      </w:r>
+      <w:r>
+        <w:rPr>
+          <w:rStyle w:val="VerbatimChar"/>
+        </w:rPr>
+        <w:t xml:space="preserve">be662d1</w:t>
+      </w:r>
+      <w:r>
+        <w:t xml:space="preserve">,</w:t>
+      </w:r>
+      <w:r>
+        <w:t xml:space="preserve"> </w:t>
+      </w:r>
+      <w:r>
+        <w:rPr>
+          <w:rStyle w:val="VerbatimChar"/>
+        </w:rPr>
+        <w:t xml:space="preserve">c78600a</w:t>
+      </w:r>
+      <w:r>
+        <w:t xml:space="preserve">,</w:t>
+      </w:r>
+      <w:r>
+        <w:t xml:space="preserve"> </w:t>
+      </w:r>
+      <w:r>
+        <w:rPr>
+          <w:rStyle w:val="VerbatimChar"/>
+        </w:rPr>
+        <w:t xml:space="preserve">be2de33</w:t>
+      </w:r>
+      <w:r>
+        <w:t xml:space="preserve">,</w:t>
+      </w:r>
+      <w:r>
+        <w:t xml:space="preserve"> </w:t>
+      </w:r>
+      <w:r>
+        <w:rPr>
+          <w:rStyle w:val="VerbatimChar"/>
+        </w:rPr>
+        <w:t xml:space="preserve">710ef50</w:t>
+      </w:r>
+      <w:r>
+        <w:t xml:space="preserve">,</w:t>
+      </w:r>
+      <w:r>
+        <w:t xml:space="preserve"> </w:t>
+      </w:r>
+      <w:r>
+        <w:rPr>
+          <w:rStyle w:val="VerbatimChar"/>
+        </w:rPr>
+        <w:t xml:space="preserve">678d58c</w:t>
+      </w:r>
+      <w:r>
+        <w:t xml:space="preserve"> </w:t>
+      </w:r>
+      <w:r>
+        <w:t xml:space="preserve">e</w:t>
+      </w:r>
+      <w:r>
+        <w:t xml:space="preserve"> </w:t>
+      </w:r>
+      <w:r>
+        <w:rPr>
+          <w:rStyle w:val="VerbatimChar"/>
+        </w:rPr>
+        <w:t xml:space="preserve">353bc47</w:t>
+      </w:r>
+      <w:r>
+        <w:t xml:space="preserve">. Nesta entrega,</w:t>
+      </w:r>
+      <w:r>
+        <w:t xml:space="preserve"> </w:t>
+      </w:r>
+      <w:r>
+        <w:rPr>
+          <w:rStyle w:val="VerbatimChar"/>
+        </w:rPr>
+        <w:t xml:space="preserve">6addf61</w:t>
+      </w:r>
+      <w:r>
+        <w:t xml:space="preserve"> </w:t>
+      </w:r>
+      <w:r>
+        <w:t xml:space="preserve">(merge</w:t>
+      </w:r>
+      <w:r>
+        <w:t xml:space="preserve"> </w:t>
+      </w:r>
+      <w:r>
+        <w:t xml:space="preserve">da</w:t>
+      </w:r>
+      <w:r>
+        <w:t xml:space="preserve"> </w:t>
+      </w:r>
+      <w:r>
+        <w:rPr>
+          <w:rStyle w:val="VerbatimChar"/>
+        </w:rPr>
+        <w:t xml:space="preserve">main</w:t>
+      </w:r>
+      <w:r>
+        <w:t xml:space="preserve">, D-26 a D-32) e o commit de preenchimento final.</w:t>
+      </w:r>
+    </w:p>
+    <w:bookmarkEnd w:id="55"/>
+    <w:bookmarkStart w:id="56" w:name="juliano-cesar-ferreira-ramos"/>
+    <w:p>
+      <w:pPr>
+        <w:pStyle w:val="Heading2"/>
+      </w:pPr>
+      <w:r>
+        <w:t xml:space="preserve">6.2 Juliano Cesar Ferreira Ramos</w:t>
+      </w:r>
+    </w:p>
+    <w:p>
+      <w:pPr>
+        <w:numPr>
+          <w:ilvl w:val="0"/>
+          <w:numId w:val="1005"/>
+        </w:numPr>
+        <w:pStyle w:val="Compact"/>
+      </w:pPr>
+      <w:r>
+        <w:rPr>
+          <w:bCs/>
+          <w:b/>
+        </w:rPr>
+        <w:t xml:space="preserve">Base do projeto.</w:t>
+      </w:r>
+      <w:r>
+        <w:t xml:space="preserve"> </w:t>
+      </w:r>
+      <w:r>
+        <w:rPr>
+          <w:rStyle w:val="VerbatimChar"/>
+        </w:rPr>
+        <w:t xml:space="preserve">1c6a1f5</w:t>
+      </w:r>
+      <w:r>
+        <w:t xml:space="preserve"> </w:t>
+      </w:r>
+      <w:r>
+        <w:t xml:space="preserve">e a documentação inicial (30/08).</w:t>
+      </w:r>
+    </w:p>
+    <w:p>
+      <w:pPr>
+        <w:numPr>
+          <w:ilvl w:val="0"/>
+          <w:numId w:val="1005"/>
+        </w:numPr>
+        <w:pStyle w:val="Compact"/>
+      </w:pPr>
+      <w:r>
+        <w:rPr>
+          <w:bCs/>
+          <w:b/>
+        </w:rPr>
+        <w:t xml:space="preserve">Semana 2.</w:t>
+      </w:r>
+      <w:r>
+        <w:t xml:space="preserve"> </w:t>
+      </w:r>
+      <w:r>
+        <w:rPr>
+          <w:rStyle w:val="VerbatimChar"/>
+        </w:rPr>
+        <w:t xml:space="preserve">1613b5b</w:t>
+      </w:r>
+      <w:r>
+        <w:t xml:space="preserve"> </w:t>
+      </w:r>
+      <w:r>
+        <w:t xml:space="preserve">e</w:t>
+      </w:r>
+      <w:r>
+        <w:t xml:space="preserve"> </w:t>
+      </w:r>
+      <w:r>
+        <w:rPr>
+          <w:rStyle w:val="VerbatimChar"/>
+        </w:rPr>
+        <w:t xml:space="preserve">dc7ff92</w:t>
+      </w:r>
+      <w:r>
+        <w:t xml:space="preserve"> </w:t>
+      </w:r>
+      <w:r>
+        <w:t xml:space="preserve">(22/09):</w:t>
+      </w:r>
+      <w:r>
+        <w:t xml:space="preserve"> </w:t>
+      </w:r>
+      <w:r>
+        <w:rPr>
+          <w:rStyle w:val="VerbatimChar"/>
+        </w:rPr>
+        <w:t xml:space="preserve">CovarianciaGnss</w:t>
+      </w:r>
+      <w:r>
+        <w:t xml:space="preserve"> </w:t>
+      </w:r>
+      <w:r>
+        <w:t xml:space="preserve">e</w:t>
+      </w:r>
+      <w:r>
+        <w:t xml:space="preserve"> </w:t>
+      </w:r>
+      <w:r>
+        <w:rPr>
+          <w:rStyle w:val="VerbatimChar"/>
+        </w:rPr>
+        <w:t xml:space="preserve">IncertezaImu</w:t>
+      </w:r>
+      <w:r>
+        <w:t xml:space="preserve">,</w:t>
+      </w:r>
+      <w:r>
+        <w:t xml:space="preserve"> </w:t>
+      </w:r>
+      <w:r>
+        <w:rPr>
+          <w:rStyle w:val="VerbatimChar"/>
+        </w:rPr>
+        <w:t xml:space="preserve">CircularImuBuffer</w:t>
+      </w:r>
+      <w:r>
+        <w:t xml:space="preserve"> </w:t>
+      </w:r>
+      <w:r>
+        <w:t xml:space="preserve">(</w:t>
+      </w:r>
+      <w:r>
+        <w:rPr>
+          <w:rStyle w:val="VerbatimChar"/>
+        </w:rPr>
+        <w:t xml:space="preserve">adicionar</w:t>
+      </w:r>
+      <w:r>
+        <w:t xml:space="preserve">,</w:t>
+      </w:r>
+      <w:r>
+        <w:t xml:space="preserve"> </w:t>
+      </w:r>
+      <w:r>
+        <w:rPr>
+          <w:rStyle w:val="VerbatimChar"/>
+        </w:rPr>
+        <w:t xml:space="preserve">snapshot</w:t>
+      </w:r>
+      <w:r>
+        <w:t xml:space="preserve">,</w:t>
+      </w:r>
+      <w:r>
+        <w:t xml:space="preserve"> </w:t>
+      </w:r>
+      <w:r>
+        <w:rPr>
+          <w:rStyle w:val="VerbatimChar"/>
+        </w:rPr>
+        <w:t xml:space="preserve">drenar</w:t>
+      </w:r>
+      <w:r>
+        <w:t xml:space="preserve">) com</w:t>
+      </w:r>
+      <w:r>
+        <w:t xml:space="preserve"> </w:t>
+      </w:r>
+      <w:r>
+        <w:rPr>
+          <w:rStyle w:val="VerbatimChar"/>
+        </w:rPr>
+        <w:t xml:space="preserve">CircularImuBufferTest</w:t>
+      </w:r>
+      <w:r>
+        <w:t xml:space="preserve"> </w:t>
+      </w:r>
+      <w:r>
+        <w:t xml:space="preserve">e o teste de corrida</w:t>
+      </w:r>
+      <w:r>
+        <w:t xml:space="preserve"> </w:t>
+      </w:r>
+      <w:r>
+        <w:rPr>
+          <w:rStyle w:val="VerbatimChar"/>
+        </w:rPr>
+        <w:t xml:space="preserve">CircularImuBufferConcurrencyTest</w:t>
+      </w:r>
+      <w:r>
+        <w:t xml:space="preserve">,</w:t>
+      </w:r>
+      <w:r>
+        <w:t xml:space="preserve"> </w:t>
+      </w:r>
+      <w:r>
+        <w:rPr>
+          <w:rStyle w:val="VerbatimChar"/>
+        </w:rPr>
+        <w:t xml:space="preserve">CovarianciaTest</w:t>
+      </w:r>
+      <w:r>
+        <w:t xml:space="preserve">,</w:t>
+      </w:r>
+      <w:r>
+        <w:t xml:space="preserve"> </w:t>
+      </w:r>
+      <w:r>
+        <w:rPr>
+          <w:rStyle w:val="VerbatimChar"/>
+        </w:rPr>
+        <w:t xml:space="preserve">ImuSensorSource</w:t>
+      </w:r>
+      <w:r>
+        <w:t xml:space="preserve">,</w:t>
+      </w:r>
+      <w:r>
+        <w:t xml:space="preserve"> </w:t>
+      </w:r>
+      <w:r>
+        <w:rPr>
+          <w:rStyle w:val="VerbatimChar"/>
+        </w:rPr>
+        <w:t xml:space="preserve">LocationMapper</w:t>
+      </w:r>
+      <w:r>
+        <w:t xml:space="preserve">,</w:t>
+      </w:r>
+      <w:r>
+        <w:t xml:space="preserve"> </w:t>
+      </w:r>
+      <w:r>
+        <w:rPr>
+          <w:rStyle w:val="VerbatimChar"/>
+        </w:rPr>
+        <w:t xml:space="preserve">Mensagem</w:t>
+      </w:r>
+      <w:r>
+        <w:t xml:space="preserve">,</w:t>
+      </w:r>
+      <w:r>
+        <w:t xml:space="preserve"> </w:t>
+      </w:r>
+      <w:r>
+        <w:rPr>
+          <w:rStyle w:val="VerbatimChar"/>
+        </w:rPr>
+        <w:t xml:space="preserve">CanalTcp</w:t>
+      </w:r>
+      <w:r>
+        <w:t xml:space="preserve">,</w:t>
+      </w:r>
+      <w:r>
+        <w:t xml:space="preserve"> </w:t>
+      </w:r>
+      <w:r>
+        <w:rPr>
+          <w:rStyle w:val="VerbatimChar"/>
+        </w:rPr>
+        <w:t xml:space="preserve">Transporte</w:t>
+      </w:r>
+      <w:r>
+        <w:t xml:space="preserve"> </w:t>
+      </w:r>
+      <w:r>
+        <w:t xml:space="preserve">e</w:t>
+      </w:r>
+      <w:r>
+        <w:t xml:space="preserve"> </w:t>
+      </w:r>
+      <w:r>
+        <w:rPr>
+          <w:rStyle w:val="VerbatimChar"/>
+        </w:rPr>
+        <w:t xml:space="preserve">WifiDirectTransport</w:t>
+      </w:r>
+      <w:r>
+        <w:t xml:space="preserve">.</w:t>
+      </w:r>
+    </w:p>
+    <w:p>
+      <w:pPr>
+        <w:numPr>
+          <w:ilvl w:val="0"/>
+          <w:numId w:val="1005"/>
+        </w:numPr>
+        <w:pStyle w:val="Compact"/>
+      </w:pPr>
+      <w:r>
+        <w:rPr>
+          <w:bCs/>
+          <w:b/>
+        </w:rPr>
+        <w:t xml:space="preserve">Semana 3.</w:t>
+      </w:r>
+      <w:r>
+        <w:t xml:space="preserve"> </w:t>
+      </w:r>
+      <w:r>
+        <w:rPr>
+          <w:rStyle w:val="VerbatimChar"/>
+        </w:rPr>
+        <w:t xml:space="preserve">09cb7ad</w:t>
+      </w:r>
+      <w:r>
+        <w:t xml:space="preserve"> </w:t>
+      </w:r>
+      <w:r>
+        <w:t xml:space="preserve">e</w:t>
+      </w:r>
+      <w:r>
+        <w:t xml:space="preserve"> </w:t>
+      </w:r>
+      <w:r>
+        <w:rPr>
+          <w:rStyle w:val="VerbatimChar"/>
+        </w:rPr>
+        <w:t xml:space="preserve">6713ba7</w:t>
+      </w:r>
+      <w:r>
+        <w:t xml:space="preserve"> </w:t>
+      </w:r>
+      <w:r>
+        <w:t xml:space="preserve">(24/09):</w:t>
+      </w:r>
+      <w:r>
+        <w:t xml:space="preserve"> </w:t>
+      </w:r>
+      <w:r>
+        <w:rPr>
+          <w:rStyle w:val="VerbatimChar"/>
+        </w:rPr>
+        <w:t xml:space="preserve">NearbyTransport</w:t>
+      </w:r>
+      <w:r>
+        <w:t xml:space="preserve">,</w:t>
+      </w:r>
+      <w:r>
+        <w:t xml:space="preserve"> </w:t>
+      </w:r>
+      <w:r>
+        <w:rPr>
+          <w:rStyle w:val="VerbatimChar"/>
+        </w:rPr>
+        <w:t xml:space="preserve">MeshRouter</w:t>
+      </w:r>
+      <w:r>
+        <w:t xml:space="preserve"> </w:t>
+      </w:r>
+      <w:r>
+        <w:t xml:space="preserve">(</w:t>
+      </w:r>
+      <w:r>
+        <w:rPr>
+          <w:rStyle w:val="VerbatimChar"/>
+        </w:rPr>
+        <w:t xml:space="preserve">originar</w:t>
+      </w:r>
+      <w:r>
+        <w:t xml:space="preserve">,</w:t>
+      </w:r>
+      <w:r>
+        <w:t xml:space="preserve"> </w:t>
+      </w:r>
+      <w:r>
+        <w:rPr>
+          <w:rStyle w:val="VerbatimChar"/>
+        </w:rPr>
+        <w:t xml:space="preserve">receber</w:t>
+      </w:r>
+      <w:r>
+        <w:t xml:space="preserve">),</w:t>
+      </w:r>
+      <w:r>
+        <w:t xml:space="preserve"> </w:t>
+      </w:r>
+      <w:r>
+        <w:rPr>
+          <w:rStyle w:val="VerbatimChar"/>
+        </w:rPr>
+        <w:t xml:space="preserve">IdentidadeNo</w:t>
+      </w:r>
+      <w:r>
+        <w:t xml:space="preserve"> </w:t>
+      </w:r>
+      <w:r>
+        <w:t xml:space="preserve">e</w:t>
+      </w:r>
+      <w:r>
+        <w:t xml:space="preserve"> </w:t>
+      </w:r>
+      <w:r>
+        <w:rPr>
+          <w:rStyle w:val="VerbatimChar"/>
+        </w:rPr>
+        <w:t xml:space="preserve">RastroService</w:t>
+      </w:r>
+      <w:r>
+        <w:t xml:space="preserve">, o serviço em primeiro plano.</w:t>
+      </w:r>
+    </w:p>
+    <w:p>
+      <w:pPr>
+        <w:numPr>
+          <w:ilvl w:val="0"/>
+          <w:numId w:val="1005"/>
+        </w:numPr>
+        <w:pStyle w:val="Compact"/>
+      </w:pPr>
+      <w:r>
+        <w:rPr>
+          <w:bCs/>
+          <w:b/>
+        </w:rPr>
+        <w:t xml:space="preserve">Melhorias e telas</w:t>
+      </w:r>
+      <w:r>
+        <w:t xml:space="preserve"> </w:t>
+      </w:r>
+      <w:r>
+        <w:t xml:space="preserve">(24 a 30/09,</w:t>
+      </w:r>
+      <w:r>
+        <w:t xml:space="preserve"> </w:t>
+      </w:r>
+      <w:r>
+        <w:rPr>
+          <w:rStyle w:val="VerbatimChar"/>
+        </w:rPr>
+        <w:t xml:space="preserve">51ef36d</w:t>
+      </w:r>
+      <w:r>
+        <w:t xml:space="preserve"> </w:t>
+      </w:r>
+      <w:r>
+        <w:t xml:space="preserve">a</w:t>
+      </w:r>
+      <w:r>
+        <w:t xml:space="preserve"> </w:t>
+      </w:r>
+      <w:r>
+        <w:rPr>
+          <w:rStyle w:val="VerbatimChar"/>
+        </w:rPr>
+        <w:t xml:space="preserve">3ee9e20</w:t>
+      </w:r>
+      <w:r>
+        <w:t xml:space="preserve">): mapa offline (</w:t>
+      </w:r>
+      <w:r>
+        <w:rPr>
+          <w:rStyle w:val="VerbatimChar"/>
+        </w:rPr>
+        <w:t xml:space="preserve">MapaRastro</w:t>
+      </w:r>
+      <w:r>
+        <w:t xml:space="preserve">,</w:t>
+      </w:r>
+      <w:r>
+        <w:t xml:space="preserve"> </w:t>
+      </w:r>
+      <w:r>
+        <w:rPr>
+          <w:rStyle w:val="VerbatimChar"/>
+        </w:rPr>
+        <w:t xml:space="preserve">MapasOffline</w:t>
+      </w:r>
+      <w:r>
+        <w:t xml:space="preserve">,</w:t>
+      </w:r>
+      <w:r>
+        <w:t xml:space="preserve"> </w:t>
+      </w:r>
+      <w:r>
+        <w:rPr>
+          <w:rStyle w:val="VerbatimChar"/>
+        </w:rPr>
+        <w:t xml:space="preserve">PerfilAlcance</w:t>
+      </w:r>
+      <w:r>
+        <w:t xml:space="preserve">), SOS (</w:t>
+      </w:r>
+      <w:r>
+        <w:rPr>
+          <w:rStyle w:val="VerbatimChar"/>
+        </w:rPr>
+        <w:t xml:space="preserve">LocalizacaoSos</w:t>
+      </w:r>
+      <w:r>
+        <w:t xml:space="preserve">,</w:t>
+      </w:r>
+      <w:r>
+        <w:t xml:space="preserve"> </w:t>
+      </w:r>
+      <w:r>
+        <w:rPr>
+          <w:rStyle w:val="VerbatimChar"/>
+        </w:rPr>
+        <w:t xml:space="preserve">HistoricoSessao</w:t>
+      </w:r>
+      <w:r>
+        <w:t xml:space="preserve">), conversa e custódia</w:t>
+      </w:r>
+      <w:r>
+        <w:t xml:space="preserve"> </w:t>
+      </w:r>
+      <w:r>
+        <w:t xml:space="preserve">(</w:t>
+      </w:r>
+      <w:r>
+        <w:rPr>
+          <w:rStyle w:val="VerbatimChar"/>
+        </w:rPr>
+        <w:t xml:space="preserve">ChatProtocol</w:t>
+      </w:r>
+      <w:r>
+        <w:t xml:space="preserve">,</w:t>
+      </w:r>
+      <w:r>
+        <w:t xml:space="preserve"> </w:t>
+      </w:r>
+      <w:r>
+        <w:rPr>
+          <w:rStyle w:val="VerbatimChar"/>
+        </w:rPr>
+        <w:t xml:space="preserve">ChatStore</w:t>
+      </w:r>
+      <w:r>
+        <w:t xml:space="preserve">,</w:t>
+      </w:r>
+      <w:r>
+        <w:t xml:space="preserve"> </w:t>
+      </w:r>
+      <w:r>
+        <w:rPr>
+          <w:rStyle w:val="VerbatimChar"/>
+        </w:rPr>
+        <w:t xml:space="preserve">CustodyEngine</w:t>
+      </w:r>
+      <w:r>
+        <w:t xml:space="preserve">,</w:t>
+      </w:r>
+      <w:r>
+        <w:t xml:space="preserve"> </w:t>
+      </w:r>
+      <w:r>
+        <w:rPr>
+          <w:rStyle w:val="VerbatimChar"/>
+        </w:rPr>
+        <w:t xml:space="preserve">ForwardEngine</w:t>
+      </w:r>
+      <w:r>
+        <w:t xml:space="preserve">),</w:t>
+      </w:r>
+      <w:r>
+        <w:t xml:space="preserve"> </w:t>
+      </w:r>
+      <w:r>
+        <w:rPr>
+          <w:rStyle w:val="VerbatimChar"/>
+        </w:rPr>
+        <w:t xml:space="preserve">QrScanActivity</w:t>
+      </w:r>
+      <w:r>
+        <w:t xml:space="preserve"> </w:t>
+      </w:r>
+      <w:r>
+        <w:t xml:space="preserve">e as telas.</w:t>
+      </w:r>
+    </w:p>
+    <w:p>
+      <w:pPr>
+        <w:numPr>
+          <w:ilvl w:val="0"/>
+          <w:numId w:val="1005"/>
+        </w:numPr>
+        <w:pStyle w:val="Compact"/>
+      </w:pPr>
+      <w:r>
+        <w:rPr>
+          <w:bCs/>
+          <w:b/>
+        </w:rPr>
+        <w:t xml:space="preserve">AV1.</w:t>
+      </w:r>
+      <w:r>
+        <w:t xml:space="preserve"> </w:t>
+      </w:r>
+      <w:r>
+        <w:rPr>
+          <w:rStyle w:val="VerbatimChar"/>
+        </w:rPr>
+        <w:t xml:space="preserve">cb0468d</w:t>
+      </w:r>
+      <w:r>
+        <w:t xml:space="preserve"> </w:t>
+      </w:r>
+      <w:r>
+        <w:t xml:space="preserve">(21/10): compilação, suíte completa, instalação no aparelho, primeiras dez</w:t>
+      </w:r>
+      <w:r>
+        <w:t xml:space="preserve"> </w:t>
+      </w:r>
+      <w:r>
+        <w:t xml:space="preserve">execuções do teste de corrida e a correção de fase do</w:t>
+      </w:r>
+      <w:r>
+        <w:t xml:space="preserve"> </w:t>
+      </w:r>
+      <w:r>
+        <w:rPr>
+          <w:rStyle w:val="VerbatimChar"/>
+        </w:rPr>
+        <w:t xml:space="preserve">GravadorAquisicao</w:t>
+      </w:r>
+      <w:r>
+        <w:t xml:space="preserve"> </w:t>
+      </w:r>
+      <w:r>
+        <w:t xml:space="preserve">(D-22). Coautor de</w:t>
+      </w:r>
+      <w:r>
+        <w:t xml:space="preserve"> </w:t>
+      </w:r>
+      <w:r>
+        <w:rPr>
+          <w:rStyle w:val="VerbatimChar"/>
+        </w:rPr>
+        <w:t xml:space="preserve">61946bc</w:t>
+      </w:r>
+      <w:r>
+        <w:t xml:space="preserve">,</w:t>
+      </w:r>
+      <w:r>
+        <w:t xml:space="preserve"> </w:t>
+      </w:r>
+      <w:r>
+        <w:rPr>
+          <w:rStyle w:val="VerbatimChar"/>
+        </w:rPr>
+        <w:t xml:space="preserve">b648185</w:t>
+      </w:r>
+      <w:r>
+        <w:t xml:space="preserve"> </w:t>
+      </w:r>
+      <w:r>
+        <w:t xml:space="preserve">e</w:t>
+      </w:r>
+      <w:r>
+        <w:t xml:space="preserve"> </w:t>
+      </w:r>
+      <w:r>
+        <w:rPr>
+          <w:rStyle w:val="VerbatimChar"/>
+        </w:rPr>
+        <w:t xml:space="preserve">be662d1</w:t>
+      </w:r>
+      <w:r>
+        <w:t xml:space="preserve"> </w:t>
+      </w:r>
+      <w:r>
+        <w:t xml:space="preserve">(22/10) e dos dois commits desta entrega; gravou a sessão bloqueada</w:t>
+      </w:r>
+      <w:r>
+        <w:t xml:space="preserve"> </w:t>
+      </w:r>
+      <w:r>
+        <w:t xml:space="preserve">de 21h12.</w:t>
+      </w:r>
+    </w:p>
+    <w:bookmarkEnd w:id="56"/>
+    <w:bookmarkStart w:id="57" w:name="andre-bueno-ocanha"/>
+    <w:p>
+      <w:pPr>
+        <w:pStyle w:val="Heading2"/>
+      </w:pPr>
+      <w:r>
+        <w:t xml:space="preserve">6.3 Andre Bueno Ocanha</w:t>
+      </w:r>
+    </w:p>
+    <w:p>
+      <w:pPr>
+        <w:numPr>
+          <w:ilvl w:val="0"/>
+          <w:numId w:val="1006"/>
+        </w:numPr>
+        <w:pStyle w:val="Compact"/>
+      </w:pPr>
+      <w:r>
+        <w:rPr>
+          <w:bCs/>
+          <w:b/>
+        </w:rPr>
+        <w:t xml:space="preserve">Semanas 1 a 3.</w:t>
+      </w:r>
+      <w:r>
+        <w:t xml:space="preserve"> </w:t>
+      </w:r>
+      <w:r>
+        <w:t xml:space="preserve">Consta em</w:t>
+      </w:r>
+      <w:r>
+        <w:t xml:space="preserve"> </w:t>
+      </w:r>
+      <w:r>
+        <w:t xml:space="preserve">“</w:t>
+      </w:r>
+      <w:r>
+        <w:t xml:space="preserve">Decidido por</w:t>
+      </w:r>
+      <w:r>
+        <w:t xml:space="preserve">”</w:t>
+      </w:r>
+      <w:r>
+        <w:t xml:space="preserve"> </w:t>
+      </w:r>
+      <w:r>
+        <w:t xml:space="preserve">das decisões D-01 a D-05 e D-26 a D-32; não tem commits</w:t>
+      </w:r>
+      <w:r>
+        <w:t xml:space="preserve"> </w:t>
+      </w:r>
+      <w:r>
+        <w:t xml:space="preserve">nessas semanas.</w:t>
+      </w:r>
+    </w:p>
+    <w:p>
+      <w:pPr>
+        <w:numPr>
+          <w:ilvl w:val="0"/>
+          <w:numId w:val="1006"/>
+        </w:numPr>
+        <w:pStyle w:val="Compact"/>
+      </w:pPr>
+      <w:r>
+        <w:rPr>
+          <w:bCs/>
+          <w:b/>
+        </w:rPr>
+        <w:t xml:space="preserve">Semanas 4 e 5.</w:t>
+      </w:r>
+      <w:r>
+        <w:t xml:space="preserve"> </w:t>
+      </w:r>
+      <w:r>
+        <w:t xml:space="preserve">Trabalhou pessoalmente com João Paulo Silva em todos os commits da AV1, ajudando a</w:t>
+      </w:r>
+      <w:r>
+        <w:t xml:space="preserve"> </w:t>
+      </w:r>
+      <w:r>
+        <w:t xml:space="preserve">escrever e conferindo. Por isso é coautor (</w:t>
+      </w:r>
+      <w:r>
+        <w:rPr>
+          <w:rStyle w:val="VerbatimChar"/>
+        </w:rPr>
+        <w:t xml:space="preserve">Co-authored-by</w:t>
+      </w:r>
+      <w:r>
+        <w:t xml:space="preserve">) de 20 commits:</w:t>
+      </w:r>
+    </w:p>
+    <w:p>
+      <w:pPr>
+        <w:numPr>
+          <w:ilvl w:val="1"/>
+          <w:numId w:val="1007"/>
+        </w:numPr>
+        <w:pStyle w:val="Compact"/>
+      </w:pPr>
+      <w:r>
+        <w:t xml:space="preserve">21/10: reconciliação cinemática e detector de erro grosseiro (</w:t>
+      </w:r>
+      <w:r>
+        <w:rPr>
+          <w:rStyle w:val="VerbatimChar"/>
+        </w:rPr>
+        <w:t xml:space="preserve">ac1c93c</w:t>
+      </w:r>
+      <w:r>
+        <w:t xml:space="preserve">); injeção de falhas com</w:t>
+      </w:r>
+      <w:r>
+        <w:t xml:space="preserve"> </w:t>
+      </w:r>
+      <w:r>
+        <w:t xml:space="preserve">semente e reprodução (</w:t>
+      </w:r>
+      <w:r>
+        <w:rPr>
+          <w:rStyle w:val="VerbatimChar"/>
+        </w:rPr>
+        <w:t xml:space="preserve">3418956</w:t>
+      </w:r>
+      <w:r>
+        <w:t xml:space="preserve">); testes da AV1 (</w:t>
+      </w:r>
+      <w:r>
+        <w:rPr>
+          <w:rStyle w:val="VerbatimChar"/>
+        </w:rPr>
+        <w:t xml:space="preserve">d2178d1</w:t>
+      </w:r>
+      <w:r>
+        <w:t xml:space="preserve">); gravador de aquisição com wake lock,</w:t>
+      </w:r>
+      <w:r>
+        <w:t xml:space="preserve"> </w:t>
+      </w:r>
+      <w:r>
+        <w:t xml:space="preserve">IMU e GNSS a cada 1 s (</w:t>
+      </w:r>
+      <w:r>
+        <w:rPr>
+          <w:rStyle w:val="VerbatimChar"/>
+        </w:rPr>
+        <w:t xml:space="preserve">2c49a56</w:t>
+      </w:r>
+      <w:r>
+        <w:t xml:space="preserve">); tela Ensaio AV1 (</w:t>
+      </w:r>
+      <w:r>
+        <w:rPr>
+          <w:rStyle w:val="VerbatimChar"/>
+        </w:rPr>
+        <w:t xml:space="preserve">7815b3f</w:t>
+      </w:r>
+      <w:r>
+        <w:t xml:space="preserve">); scripts de evidências (</w:t>
+      </w:r>
+      <w:r>
+        <w:rPr>
+          <w:rStyle w:val="VerbatimChar"/>
+        </w:rPr>
+        <w:t xml:space="preserve">216a99b</w:t>
+      </w:r>
+      <w:r>
+        <w:t xml:space="preserve">);</w:t>
+      </w:r>
+      <w:r>
+        <w:t xml:space="preserve"> </w:t>
+      </w:r>
+      <w:r>
+        <w:t xml:space="preserve">decisões D-17 a D-21 (</w:t>
+      </w:r>
+      <w:r>
+        <w:rPr>
+          <w:rStyle w:val="VerbatimChar"/>
+        </w:rPr>
+        <w:t xml:space="preserve">b09c873</w:t>
+      </w:r>
+      <w:r>
+        <w:t xml:space="preserve">); primeira versão dos slides e do relatório (</w:t>
+      </w:r>
+      <w:r>
+        <w:rPr>
+          <w:rStyle w:val="VerbatimChar"/>
+        </w:rPr>
+        <w:t xml:space="preserve">b9c70d3</w:t>
+      </w:r>
+      <w:r>
+        <w:t xml:space="preserve">);</w:t>
+      </w:r>
+    </w:p>
+    <w:p>
+      <w:pPr>
+        <w:numPr>
+          <w:ilvl w:val="1"/>
+          <w:numId w:val="1007"/>
+        </w:numPr>
+        <w:pStyle w:val="Compact"/>
+      </w:pPr>
+      <w:r>
+        <w:t xml:space="preserve">22/10: restauração da correção D-22 (</w:t>
+      </w:r>
+      <w:r>
+        <w:rPr>
+          <w:rStyle w:val="VerbatimChar"/>
+        </w:rPr>
+        <w:t xml:space="preserve">b648185</w:t>
+      </w:r>
+      <w:r>
+        <w:t xml:space="preserve">) e correção D-23 (</w:t>
+      </w:r>
+      <w:r>
+        <w:rPr>
+          <w:rStyle w:val="VerbatimChar"/>
+        </w:rPr>
+        <w:t xml:space="preserve">32e955e</w:t>
+      </w:r>
+      <w:r>
+        <w:t xml:space="preserve">); registros reais da</w:t>
+      </w:r>
+      <w:r>
+        <w:t xml:space="preserve"> </w:t>
+      </w:r>
+      <w:r>
+        <w:t xml:space="preserve">coleta no campus (</w:t>
+      </w:r>
+      <w:r>
+        <w:rPr>
+          <w:rStyle w:val="VerbatimChar"/>
+        </w:rPr>
+        <w:t xml:space="preserve">61946bc</w:t>
+      </w:r>
+      <w:r>
+        <w:t xml:space="preserve">) e da sessão de 21h12 (</w:t>
+      </w:r>
+      <w:r>
+        <w:rPr>
+          <w:rStyle w:val="VerbatimChar"/>
+        </w:rPr>
+        <w:t xml:space="preserve">be662d1</w:t>
+      </w:r>
+      <w:r>
+        <w:t xml:space="preserve">); descarte das janelas com posição</w:t>
+      </w:r>
+      <w:r>
+        <w:t xml:space="preserve"> </w:t>
+      </w:r>
+      <w:r>
+        <w:t xml:space="preserve">retida (</w:t>
+      </w:r>
+      <w:r>
+        <w:rPr>
+          <w:rStyle w:val="VerbatimChar"/>
+        </w:rPr>
+        <w:t xml:space="preserve">271b8c2</w:t>
+      </w:r>
+      <w:r>
+        <w:t xml:space="preserve">); análises e evidências (</w:t>
+      </w:r>
+      <w:r>
+        <w:rPr>
+          <w:rStyle w:val="VerbatimChar"/>
+        </w:rPr>
+        <w:t xml:space="preserve">3a8781b</w:t>
+      </w:r>
+      <w:r>
+        <w:t xml:space="preserve">,</w:t>
+      </w:r>
+      <w:r>
+        <w:t xml:space="preserve"> </w:t>
+      </w:r>
+      <w:r>
+        <w:rPr>
+          <w:rStyle w:val="VerbatimChar"/>
+        </w:rPr>
+        <w:t xml:space="preserve">c78600a</w:t>
+      </w:r>
+      <w:r>
+        <w:t xml:space="preserve">,</w:t>
+      </w:r>
+      <w:r>
+        <w:t xml:space="preserve"> </w:t>
+      </w:r>
+      <w:r>
+        <w:rPr>
+          <w:rStyle w:val="VerbatimChar"/>
+        </w:rPr>
+        <w:t xml:space="preserve">be2de33</w:t>
+      </w:r>
+      <w:r>
+        <w:t xml:space="preserve">,</w:t>
+      </w:r>
+      <w:r>
+        <w:t xml:space="preserve"> </w:t>
+      </w:r>
+      <w:r>
+        <w:rPr>
+          <w:rStyle w:val="VerbatimChar"/>
+        </w:rPr>
+        <w:t xml:space="preserve">678d58c</w:t>
+      </w:r>
+      <w:r>
+        <w:t xml:space="preserve">); versões</w:t>
+      </w:r>
+      <w:r>
+        <w:t xml:space="preserve"> </w:t>
+      </w:r>
+      <w:r>
+        <w:t xml:space="preserve">finais do relatório e dos slides (</w:t>
+      </w:r>
+      <w:r>
+        <w:rPr>
+          <w:rStyle w:val="VerbatimChar"/>
+        </w:rPr>
+        <w:t xml:space="preserve">a97e44e</w:t>
+      </w:r>
+      <w:r>
+        <w:t xml:space="preserve">,</w:t>
+      </w:r>
+      <w:r>
+        <w:t xml:space="preserve"> </w:t>
+      </w:r>
+      <w:r>
+        <w:rPr>
+          <w:rStyle w:val="VerbatimChar"/>
+        </w:rPr>
+        <w:t xml:space="preserve">710ef50</w:t>
+      </w:r>
+      <w:r>
+        <w:t xml:space="preserve">,</w:t>
+      </w:r>
+      <w:r>
+        <w:t xml:space="preserve"> </w:t>
+      </w:r>
+      <w:r>
+        <w:rPr>
+          <w:rStyle w:val="VerbatimChar"/>
+        </w:rPr>
+        <w:t xml:space="preserve">353bc47</w:t>
+      </w:r>
+      <w:r>
+        <w:t xml:space="preserve">).</w:t>
+      </w:r>
+    </w:p>
+    <w:p>
+      <w:pPr>
+        <w:numPr>
+          <w:ilvl w:val="0"/>
+          <w:numId w:val="1000"/>
+        </w:numPr>
+        <w:pStyle w:val="Compact"/>
+      </w:pPr>
+      <w:r>
+        <w:t xml:space="preserve">É coautor também dos dois commits desta entrega.</w:t>
+      </w:r>
+    </w:p>
+    <w:p>
+      <w:pPr>
+        <w:numPr>
+          <w:ilvl w:val="0"/>
+          <w:numId w:val="1006"/>
+        </w:numPr>
+        <w:pStyle w:val="Compact"/>
+      </w:pPr>
+      <w:r>
+        <w:rPr>
+          <w:bCs/>
+          <w:b/>
+        </w:rPr>
+        <w:t xml:space="preserve">Revisão.</w:t>
+      </w:r>
+      <w:r>
+        <w:t xml:space="preserve"> </w:t>
+      </w:r>
+      <w:r>
+        <w:t xml:space="preserve">Revisor da pull request de</w:t>
+      </w:r>
+      <w:r>
+        <w:t xml:space="preserve"> </w:t>
+      </w:r>
+      <w:r>
+        <w:rPr>
+          <w:rStyle w:val="VerbatimChar"/>
+        </w:rPr>
+        <w:t xml:space="preserve">origin/joao</w:t>
+      </w:r>
+      <w:r>
+        <w:t xml:space="preserve"> </w:t>
+      </w:r>
+      <w:r>
+        <w:t xml:space="preserve">para a</w:t>
+      </w:r>
+      <w:r>
+        <w:t xml:space="preserve"> </w:t>
+      </w:r>
+      <w:r>
+        <w:rPr>
+          <w:rStyle w:val="VerbatimChar"/>
+        </w:rPr>
+        <w:t xml:space="preserve">main</w:t>
+      </w:r>
+      <w:r>
+        <w:t xml:space="preserve">.</w:t>
+      </w:r>
+    </w:p>
+    <w:bookmarkEnd w:id="57"/>
+    <w:bookmarkEnd w:id="58"/>
+    <w:bookmarkStart w:id="59" w:name="limitações"/>
+    <w:p>
+      <w:pPr>
+        <w:pStyle w:val="Heading1"/>
+      </w:pPr>
+      <w:r>
+        <w:t xml:space="preserve">7. Limitações</w:t>
+      </w:r>
+    </w:p>
+    <w:p>
+      <w:pPr>
+        <w:numPr>
+          <w:ilvl w:val="0"/>
+          <w:numId w:val="1008"/>
         </w:numPr>
         <w:pStyle w:val="Compact"/>
       </w:pPr>
@@ -9967,7 +12271,7 @@
       <w:pPr>
         <w:numPr>
           <w:ilvl w:val="0"/>
-          <w:numId w:val="1003"/>
+          <w:numId w:val="1008"/>
         </w:numPr>
         <w:pStyle w:val="Compact"/>
       </w:pPr>
@@ -9995,7 +12299,7 @@
       <w:pPr>
         <w:numPr>
           <w:ilvl w:val="0"/>
-          <w:numId w:val="1003"/>
+          <w:numId w:val="1008"/>
         </w:numPr>
         <w:pStyle w:val="Compact"/>
       </w:pPr>
@@ -10023,7 +12327,7 @@
       <w:pPr>
         <w:numPr>
           <w:ilvl w:val="0"/>
-          <w:numId w:val="1003"/>
+          <w:numId w:val="1008"/>
         </w:numPr>
         <w:pStyle w:val="Compact"/>
       </w:pPr>
@@ -10051,7 +12355,7 @@
       <w:pPr>
         <w:numPr>
           <w:ilvl w:val="0"/>
-          <w:numId w:val="1003"/>
+          <w:numId w:val="1008"/>
         </w:numPr>
         <w:pStyle w:val="Compact"/>
       </w:pPr>
@@ -10073,7 +12377,7 @@
       <w:pPr>
         <w:numPr>
           <w:ilvl w:val="0"/>
-          <w:numId w:val="1003"/>
+          <w:numId w:val="1008"/>
         </w:numPr>
         <w:pStyle w:val="Compact"/>
       </w:pPr>
@@ -10113,7 +12417,7 @@
       <w:pPr>
         <w:numPr>
           <w:ilvl w:val="0"/>
-          <w:numId w:val="1003"/>
+          <w:numId w:val="1008"/>
         </w:numPr>
         <w:pStyle w:val="Compact"/>
       </w:pPr>
@@ -10147,7 +12451,7 @@
       <w:pPr>
         <w:numPr>
           <w:ilvl w:val="0"/>
-          <w:numId w:val="1003"/>
+          <w:numId w:val="1008"/>
         </w:numPr>
         <w:pStyle w:val="Compact"/>
       </w:pPr>
@@ -10181,7 +12485,7 @@
       <w:pPr>
         <w:numPr>
           <w:ilvl w:val="0"/>
-          <w:numId w:val="1003"/>
+          <w:numId w:val="1008"/>
         </w:numPr>
         <w:pStyle w:val="Compact"/>
       </w:pPr>
@@ -10215,7 +12519,7 @@
       <w:pPr>
         <w:numPr>
           <w:ilvl w:val="0"/>
-          <w:numId w:val="1003"/>
+          <w:numId w:val="1008"/>
         </w:numPr>
         <w:pStyle w:val="Compact"/>
       </w:pPr>
@@ -10243,7 +12547,7 @@
       <w:pPr>
         <w:numPr>
           <w:ilvl w:val="0"/>
-          <w:numId w:val="1003"/>
+          <w:numId w:val="1008"/>
         </w:numPr>
         <w:pStyle w:val="Compact"/>
       </w:pPr>
@@ -10280,7 +12584,7 @@
       <w:pPr>
         <w:numPr>
           <w:ilvl w:val="0"/>
-          <w:numId w:val="1003"/>
+          <w:numId w:val="1008"/>
         </w:numPr>
         <w:pStyle w:val="Compact"/>
       </w:pPr>
@@ -10295,7 +12599,7 @@
         <w:t xml:space="preserve"> </w:t>
       </w:r>
       <w:r>
-        <w:t xml:space="preserve">⟪Assumir com honestidade: a</w:t>
+        <w:t xml:space="preserve">A</w:t>
       </w:r>
       <w:r>
         <w:t xml:space="preserve"> </w:t>
@@ -10310,20 +12614,134 @@
         <w:t xml:space="preserve"> </w:t>
       </w:r>
       <w:r>
-        <w:t xml:space="preserve">ficou na semana 1 e não houve PR revisado</w:t>
-      </w:r>
-      <w:r>
-        <w:t xml:space="preserve"> </w:t>
-      </w:r>
-      <w:r>
-        <w:t xml:space="preserve">nas semanas 2 a 5; não há integração contínua configurada.⟫</w:t>
+        <w:t xml:space="preserve">ficou no commit da semana 1 (</w:t>
+      </w:r>
+      <w:r>
+        <w:rPr>
+          <w:rStyle w:val="VerbatimChar"/>
+        </w:rPr>
+        <w:t xml:space="preserve">550d623</w:t>
+      </w:r>
+      <w:r>
+        <w:t xml:space="preserve">, 15/09). As semanas 2 a 5 foram</w:t>
+      </w:r>
+      <w:r>
+        <w:t xml:space="preserve"> </w:t>
+      </w:r>
+      <w:r>
+        <w:t xml:space="preserve">feitas nos ramos</w:t>
+      </w:r>
+      <w:r>
+        <w:t xml:space="preserve"> </w:t>
+      </w:r>
+      <w:r>
+        <w:rPr>
+          <w:rStyle w:val="VerbatimChar"/>
+        </w:rPr>
+        <w:t xml:space="preserve">develop</w:t>
+      </w:r>
+      <w:r>
+        <w:t xml:space="preserve">,</w:t>
+      </w:r>
+      <w:r>
+        <w:t xml:space="preserve"> </w:t>
+      </w:r>
+      <w:r>
+        <w:rPr>
+          <w:rStyle w:val="VerbatimChar"/>
+        </w:rPr>
+        <w:t xml:space="preserve">origin/juliano</w:t>
+      </w:r>
+      <w:r>
+        <w:t xml:space="preserve"> </w:t>
+      </w:r>
+      <w:r>
+        <w:t xml:space="preserve">e</w:t>
+      </w:r>
+      <w:r>
+        <w:t xml:space="preserve"> </w:t>
+      </w:r>
+      <w:r>
+        <w:rPr>
+          <w:rStyle w:val="VerbatimChar"/>
+        </w:rPr>
+        <w:t xml:space="preserve">origin/joao</w:t>
+      </w:r>
+      <w:r>
+        <w:t xml:space="preserve">, sem a pull request revisada que o</w:t>
+      </w:r>
+      <w:r>
+        <w:t xml:space="preserve"> </w:t>
+      </w:r>
+      <w:r>
+        <w:t xml:space="preserve">roteiro exige (seção 3.1). A primeira, de</w:t>
+      </w:r>
+      <w:r>
+        <w:t xml:space="preserve"> </w:t>
+      </w:r>
+      <w:r>
+        <w:rPr>
+          <w:rStyle w:val="VerbatimChar"/>
+        </w:rPr>
+        <w:t xml:space="preserve">origin/joao</w:t>
+      </w:r>
+      <w:r>
+        <w:t xml:space="preserve"> </w:t>
+      </w:r>
+      <w:r>
+        <w:t xml:space="preserve">para a</w:t>
+      </w:r>
+      <w:r>
+        <w:t xml:space="preserve"> </w:t>
+      </w:r>
+      <w:r>
+        <w:rPr>
+          <w:rStyle w:val="VerbatimChar"/>
+        </w:rPr>
+        <w:t xml:space="preserve">main</w:t>
+      </w:r>
+      <w:r>
+        <w:t xml:space="preserve">, é a desta entrega, aberta</w:t>
+      </w:r>
+      <w:r>
+        <w:t xml:space="preserve"> </w:t>
+      </w:r>
+      <w:r>
+        <w:t xml:space="preserve">depois do prazo para revisão de Andre Bueno Ocanha. Não há integração contínua: os testes rodam com</w:t>
+      </w:r>
+      <w:r>
+        <w:t xml:space="preserve"> </w:t>
+      </w:r>
+      <w:r>
+        <w:rPr>
+          <w:rStyle w:val="VerbatimChar"/>
+        </w:rPr>
+        <w:t xml:space="preserve">gradlew test</w:t>
+      </w:r>
+      <w:r>
+        <w:t xml:space="preserve"> </w:t>
+      </w:r>
+      <w:r>
+        <w:t xml:space="preserve">e</w:t>
+      </w:r>
+      <w:r>
+        <w:t xml:space="preserve"> </w:t>
+      </w:r>
+      <w:r>
+        <w:rPr>
+          <w:rStyle w:val="VerbatimChar"/>
+        </w:rPr>
+        <w:t xml:space="preserve">scripts\av1_evidencias.ps1</w:t>
+      </w:r>
+      <w:r>
+        <w:t xml:space="preserve">.</w:t>
       </w:r>
     </w:p>
     <w:p>
       <w:pPr>
         <w:numPr>
           <w:ilvl w:val="0"/>
-          <w:numId w:val="1003"/>
+          <w:numId w:val="1008"/>
         </w:numPr>
         <w:pStyle w:val="Compact"/>
       </w:pPr>
@@ -10368,8 +12786,8 @@
         <w:t xml:space="preserve">e instaladas no aparelho (4.2).</w:t>
       </w:r>
     </w:p>
-    <w:bookmarkEnd w:id="56"/>
-    <w:bookmarkStart w:id="57" w:name="declaração-de-uso-de-ia"/>
+    <w:bookmarkEnd w:id="59"/>
+    <w:bookmarkStart w:id="60" w:name="declaração-de-uso-de-ia"/>
     <w:p>
       <w:pPr>
         <w:pStyle w:val="Heading1"/>
@@ -10383,7 +12801,17 @@
         <w:pStyle w:val="FirstParagraph"/>
       </w:pPr>
       <w:r>
-        <w:t xml:space="preserve">Usamos o assistente Claude (Anthropic) em 21/10/2026 para gerar o pacote</w:t>
+        <w:rPr>
+          <w:bCs/>
+          <w:b/>
+        </w:rPr>
+        <w:t xml:space="preserve">Semanas 1 a 3.</w:t>
+      </w:r>
+      <w:r>
+        <w:t xml:space="preserve"> </w:t>
+      </w:r>
+      <w:r>
+        <w:t xml:space="preserve">João Paulo Silva usou o Claude (Anthropic) na semana 1: classes de domínio</w:t>
       </w:r>
       <w:r>
         <w:t xml:space="preserve"> </w:t>
@@ -10392,49 +12820,160 @@
         <w:rPr>
           <w:rStyle w:val="VerbatimChar"/>
         </w:rPr>
-        <w:t xml:space="preserve">av1</w:t>
-      </w:r>
-      <w:r>
-        <w:t xml:space="preserve"> </w:t>
-      </w:r>
-      <w:r>
-        <w:t xml:space="preserve">(seção 2),</w:t>
-      </w:r>
-      <w:r>
-        <w:t xml:space="preserve"> </w:t>
-      </w:r>
-      <w:r>
-        <w:t xml:space="preserve">as ligações no serviço e nas telas, os testes da AV1, os scripts, este rascunho de</w:t>
-      </w:r>
-      <w:r>
-        <w:t xml:space="preserve"> </w:t>
-      </w:r>
-      <w:r>
-        <w:t xml:space="preserve">relatório e os slides. O assistente compilou e executou na JVM, no ambiente dele (Kotlin</w:t>
-      </w:r>
-      <w:r>
-        <w:t xml:space="preserve"> </w:t>
-      </w:r>
-      <w:r>
-        <w:t xml:space="preserve">2.0.21, JUnit 4.13.2), os testes de domínio, S2 e AV1 — 86 testes, zero falhas — e gerou o</w:t>
-      </w:r>
-      <w:r>
-        <w:t xml:space="preserve"> </w:t>
-      </w:r>
-      <w:r>
-        <w:t xml:space="preserve">Apêndice A com dados sintéticos. Ele não teve acesso ao aparelho; em 22/10/2026 leu os registros</w:t>
-      </w:r>
-      <w:r>
-        <w:t xml:space="preserve"> </w:t>
-      </w:r>
-      <w:r>
-        <w:t xml:space="preserve">reais depois de copiados para o computador, rodou as análises de 4.4 a 4.8 e propôs o descarte das</w:t>
-      </w:r>
-      <w:r>
-        <w:t xml:space="preserve"> </w:t>
-      </w:r>
-      <w:r>
-        <w:t xml:space="preserve">janelas com posição retida (D-24) e as linhas de GPS e de lote IMU da tabela 4.4.</w:t>
+        <w:t xml:space="preserve">Posicao</w:t>
+      </w:r>
+      <w:r>
+        <w:t xml:space="preserve">,</w:t>
+      </w:r>
+      <w:r>
+        <w:t xml:space="preserve"> </w:t>
+      </w:r>
+      <w:r>
+        <w:rPr>
+          <w:rStyle w:val="VerbatimChar"/>
+        </w:rPr>
+        <w:t xml:space="preserve">IMURead</w:t>
+      </w:r>
+      <w:r>
+        <w:t xml:space="preserve">,</w:t>
+      </w:r>
+      <w:r>
+        <w:t xml:space="preserve"> </w:t>
+      </w:r>
+      <w:r>
+        <w:rPr>
+          <w:rStyle w:val="VerbatimChar"/>
+        </w:rPr>
+        <w:t xml:space="preserve">Trajeto</w:t>
+      </w:r>
+      <w:r>
+        <w:t xml:space="preserve"> </w:t>
+      </w:r>
+      <w:r>
+        <w:t xml:space="preserve">e</w:t>
+      </w:r>
+      <w:r>
+        <w:t xml:space="preserve"> </w:t>
+      </w:r>
+      <w:r>
+        <w:rPr>
+          <w:rStyle w:val="VerbatimChar"/>
+        </w:rPr>
+        <w:t xml:space="preserve">DomainExceptions</w:t>
+      </w:r>
+      <w:r>
+        <w:t xml:space="preserve">, com seus testes (</w:t>
+      </w:r>
+      <w:r>
+        <w:rPr>
+          <w:rStyle w:val="VerbatimChar"/>
+        </w:rPr>
+        <w:t xml:space="preserve">240077b</w:t>
+      </w:r>
+      <w:r>
+        <w:t xml:space="preserve">, 13/09); ajustes na</w:t>
+      </w:r>
+      <w:r>
+        <w:t xml:space="preserve"> </w:t>
+      </w:r>
+      <w:r>
+        <w:t xml:space="preserve">proposta (</w:t>
+      </w:r>
+      <w:r>
+        <w:rPr>
+          <w:rStyle w:val="VerbatimChar"/>
+        </w:rPr>
+        <w:t xml:space="preserve">7039bfe</w:t>
+      </w:r>
+      <w:r>
+        <w:t xml:space="preserve">); registro das decisões da semana 1 (</w:t>
+      </w:r>
+      <w:r>
+        <w:rPr>
+          <w:rStyle w:val="VerbatimChar"/>
+        </w:rPr>
+        <w:t xml:space="preserve">550d623</w:t>
+      </w:r>
+      <w:r>
+        <w:t xml:space="preserve">, 15/09). Juliano Cesar Ferreira</w:t>
+      </w:r>
+      <w:r>
+        <w:t xml:space="preserve"> </w:t>
+      </w:r>
+      <w:r>
+        <w:t xml:space="preserve">Ramos usou o Codex (OpenAI) nas semanas 2 e 3: requisitos e documentação da S2 (</w:t>
+      </w:r>
+      <w:r>
+        <w:rPr>
+          <w:rStyle w:val="VerbatimChar"/>
+        </w:rPr>
+        <w:t xml:space="preserve">1613b5b</w:t>
+      </w:r>
+      <w:r>
+        <w:t xml:space="preserve">,</w:t>
+      </w:r>
+      <w:r>
+        <w:t xml:space="preserve"> </w:t>
+      </w:r>
+      <w:r>
+        <w:rPr>
+          <w:rStyle w:val="VerbatimChar"/>
+        </w:rPr>
+        <w:t xml:space="preserve">dc7ff92</w:t>
+      </w:r>
+      <w:r>
+        <w:t xml:space="preserve">,</w:t>
+      </w:r>
+      <w:r>
+        <w:t xml:space="preserve"> </w:t>
+      </w:r>
+      <w:r>
+        <w:t xml:space="preserve">22/09) e da S3 (</w:t>
+      </w:r>
+      <w:r>
+        <w:rPr>
+          <w:rStyle w:val="VerbatimChar"/>
+        </w:rPr>
+        <w:t xml:space="preserve">09cb7ad</w:t>
+      </w:r>
+      <w:r>
+        <w:t xml:space="preserve">,</w:t>
+      </w:r>
+      <w:r>
+        <w:t xml:space="preserve"> </w:t>
+      </w:r>
+      <w:r>
+        <w:rPr>
+          <w:rStyle w:val="VerbatimChar"/>
+        </w:rPr>
+        <w:t xml:space="preserve">6713ba7</w:t>
+      </w:r>
+      <w:r>
+        <w:t xml:space="preserve">, 24/09); melhorias 01 a 03 e telas do aplicativo (</w:t>
+      </w:r>
+      <w:r>
+        <w:rPr>
+          <w:rStyle w:val="VerbatimChar"/>
+        </w:rPr>
+        <w:t xml:space="preserve">51ef36d</w:t>
+      </w:r>
+      <w:r>
+        <w:t xml:space="preserve"> </w:t>
+      </w:r>
+      <w:r>
+        <w:t xml:space="preserve">a</w:t>
+      </w:r>
+      <w:r>
+        <w:t xml:space="preserve"> </w:t>
+      </w:r>
+      <w:r>
+        <w:rPr>
+          <w:rStyle w:val="VerbatimChar"/>
+        </w:rPr>
+        <w:t xml:space="preserve">3ee9e20</w:t>
+      </w:r>
+      <w:r>
+        <w:t xml:space="preserve">, 24 a 30/09).</w:t>
       </w:r>
     </w:p>
     <w:p>
@@ -10442,13 +12981,74 @@
         <w:pStyle w:val="BodyText"/>
       </w:pPr>
       <w:r>
-        <w:t xml:space="preserve">Juliano Cesar Ferreira Ramos usou o Codex (OpenAI) em 21/10/2026 para compilar, rodar a suíte,</w:t>
-      </w:r>
-      <w:r>
-        <w:t xml:space="preserve"> </w:t>
-      </w:r>
-      <w:r>
-        <w:t xml:space="preserve">instalar e testar no aparelho e propor a correção de fase do</w:t>
+        <w:rPr>
+          <w:bCs/>
+          <w:b/>
+        </w:rPr>
+        <w:t xml:space="preserve">Semanas 4 e 5.</w:t>
+      </w:r>
+      <w:r>
+        <w:t xml:space="preserve"> </w:t>
+      </w:r>
+      <w:r>
+        <w:t xml:space="preserve">Usamos o Claude em 21/10/2026 para gerar o pacote</w:t>
+      </w:r>
+      <w:r>
+        <w:t xml:space="preserve"> </w:t>
+      </w:r>
+      <w:r>
+        <w:rPr>
+          <w:rStyle w:val="VerbatimChar"/>
+        </w:rPr>
+        <w:t xml:space="preserve">av1</w:t>
+      </w:r>
+      <w:r>
+        <w:t xml:space="preserve"> </w:t>
+      </w:r>
+      <w:r>
+        <w:t xml:space="preserve">(seção 2), as ligações no</w:t>
+      </w:r>
+      <w:r>
+        <w:t xml:space="preserve"> </w:t>
+      </w:r>
+      <w:r>
+        <w:t xml:space="preserve">serviço e nas telas, os testes da AV1, os scripts, o rascunho deste relatório e os slides. O</w:t>
+      </w:r>
+      <w:r>
+        <w:t xml:space="preserve"> </w:t>
+      </w:r>
+      <w:r>
+        <w:t xml:space="preserve">assistente compilou e executou na JVM, no ambiente dele (Kotlin 2.0.21, JUnit 4.13.2), os testes de</w:t>
+      </w:r>
+      <w:r>
+        <w:t xml:space="preserve"> </w:t>
+      </w:r>
+      <w:r>
+        <w:t xml:space="preserve">domínio, S2 e AV1 — 86 testes, zero falhas — e gerou o Apêndice A com dados sintéticos. Ele não teve</w:t>
+      </w:r>
+      <w:r>
+        <w:t xml:space="preserve"> </w:t>
+      </w:r>
+      <w:r>
+        <w:t xml:space="preserve">acesso ao aparelho; em 22/10/2026 leu os registros reais depois de copiados para o computador, rodou</w:t>
+      </w:r>
+      <w:r>
+        <w:t xml:space="preserve"> </w:t>
+      </w:r>
+      <w:r>
+        <w:t xml:space="preserve">as análises de 4.4 a 4.8 e propôs o descarte das janelas com posição retida (D-24) e as linhas de GPS</w:t>
+      </w:r>
+      <w:r>
+        <w:t xml:space="preserve"> </w:t>
+      </w:r>
+      <w:r>
+        <w:t xml:space="preserve">e de lote IMU da tabela 4.4. Juliano Cesar Ferreira Ramos usou o Codex em 21/10/2026 para compilar,</w:t>
+      </w:r>
+      <w:r>
+        <w:t xml:space="preserve"> </w:t>
+      </w:r>
+      <w:r>
+        <w:t xml:space="preserve">rodar a suíte, instalar e testar no aparelho e propor a correção de fase do</w:t>
       </w:r>
       <w:r>
         <w:t xml:space="preserve"> </w:t>
@@ -10463,7 +13063,28 @@
         <w:t xml:space="preserve"> </w:t>
       </w:r>
       <w:r>
-        <w:t xml:space="preserve">(D-22).</w:t>
+        <w:t xml:space="preserve">(D-22). Em 23/10/2026, o Claude preencheu este relatório, o registro de decisões e o e-mail a partir</w:t>
+      </w:r>
+      <w:r>
+        <w:t xml:space="preserve"> </w:t>
+      </w:r>
+      <w:r>
+        <w:t xml:space="preserve">das respostas do grupo, trouxe as decisões da</w:t>
+      </w:r>
+      <w:r>
+        <w:t xml:space="preserve"> </w:t>
+      </w:r>
+      <w:r>
+        <w:rPr>
+          <w:rStyle w:val="VerbatimChar"/>
+        </w:rPr>
+        <w:t xml:space="preserve">main</w:t>
+      </w:r>
+      <w:r>
+        <w:t xml:space="preserve"> </w:t>
+      </w:r>
+      <w:r>
+        <w:t xml:space="preserve">(D-26 a D-32) e gerou de novo o PDF e os slides.</w:t>
       </w:r>
     </w:p>
     <w:p>
@@ -10471,13 +13092,33 @@
         <w:pStyle w:val="BodyText"/>
       </w:pPr>
       <w:r>
-        <w:t xml:space="preserve">O que cada integrante verificou por conta própria: ⟪preencher por integrante — por exemplo:</w:t>
-      </w:r>
-      <w:r>
-        <w:t xml:space="preserve"> </w:t>
-      </w:r>
-      <w:r>
-        <w:t xml:space="preserve">leu e explicou a fórmula de reconciliação; conferiu o sinal da matriz A; rodou</w:t>
+        <w:rPr>
+          <w:bCs/>
+          <w:b/>
+        </w:rPr>
+        <w:t xml:space="preserve">O que cada integrante verificou por conta própria.</w:t>
+      </w:r>
+    </w:p>
+    <w:p>
+      <w:pPr>
+        <w:numPr>
+          <w:ilvl w:val="0"/>
+          <w:numId w:val="1009"/>
+        </w:numPr>
+        <w:pStyle w:val="Compact"/>
+      </w:pPr>
+      <w:r>
+        <w:rPr>
+          <w:bCs/>
+          <w:b/>
+        </w:rPr>
+        <w:t xml:space="preserve">João Paulo Silva:</w:t>
+      </w:r>
+      <w:r>
+        <w:t xml:space="preserve"> </w:t>
+      </w:r>
+      <w:r>
+        <w:t xml:space="preserve">rodou</w:t>
       </w:r>
       <w:r>
         <w:t xml:space="preserve"> </w:t>
@@ -10486,26 +13127,217 @@
         <w:rPr>
           <w:rStyle w:val="VerbatimChar"/>
         </w:rPr>
-        <w:t xml:space="preserve">gradlew test</w:t>
-      </w:r>
-      <w:r>
-        <w:t xml:space="preserve">;</w:t>
-      </w:r>
-      <w:r>
-        <w:t xml:space="preserve"> </w:t>
-      </w:r>
-      <w:r>
-        <w:t xml:space="preserve">fez a coleta de 30 min; conferiu os números do relatório contra os arquivos gerados⟫.</w:t>
-      </w:r>
-      <w:r>
-        <w:t xml:space="preserve"> </w:t>
-      </w:r>
-      <w:r>
-        <w:t xml:space="preserve">⟪Declarar também o uso de IA nas semanas 1 a 3, se houve.⟫</w:t>
+        <w:t xml:space="preserve">scripts\av1_evidencias.ps1</w:t>
+      </w:r>
+      <w:r>
+        <w:t xml:space="preserve"> </w:t>
+      </w:r>
+      <w:r>
+        <w:t xml:space="preserve">com a árvore limpa no</w:t>
+      </w:r>
+      <w:r>
+        <w:t xml:space="preserve"> </w:t>
+      </w:r>
+      <w:r>
+        <w:rPr>
+          <w:rStyle w:val="VerbatimChar"/>
+        </w:rPr>
+        <w:t xml:space="preserve">710ef50</w:t>
+      </w:r>
+      <w:r>
+        <w:t xml:space="preserve"> </w:t>
+      </w:r>
+      <w:r>
+        <w:t xml:space="preserve">— 161</w:t>
+      </w:r>
+      <w:r>
+        <w:t xml:space="preserve"> </w:t>
+      </w:r>
+      <w:r>
+        <w:t xml:space="preserve">testes, 0 falhas, e 10 de 10 execuções do teste de corrida sem falha (</w:t>
+      </w:r>
+      <w:r>
+        <w:rPr>
+          <w:rStyle w:val="VerbatimChar"/>
+        </w:rPr>
+        <w:t xml:space="preserve">678d58c</w:t>
+      </w:r>
+      <w:r>
+        <w:t xml:space="preserve">); conferiu no</w:t>
+      </w:r>
+      <w:r>
+        <w:t xml:space="preserve"> </w:t>
+      </w:r>
+      <w:r>
+        <w:t xml:space="preserve">aparelho a reconciliação e o erro grosseiro na tela Ensaio AV1 (o salto de 30 m foi detectado com</w:t>
+      </w:r>
+      <w:r>
+        <w:t xml:space="preserve"> </w:t>
+      </w:r>
+      <w:r>
+        <w:t xml:space="preserve">z = 39,7).</w:t>
       </w:r>
     </w:p>
-    <w:bookmarkEnd w:id="57"/>
-    <w:bookmarkStart w:id="58" w:name="leitura-em-camadas"/>
+    <w:p>
+      <w:pPr>
+        <w:numPr>
+          <w:ilvl w:val="0"/>
+          <w:numId w:val="1009"/>
+        </w:numPr>
+        <w:pStyle w:val="Compact"/>
+      </w:pPr>
+      <w:r>
+        <w:rPr>
+          <w:bCs/>
+          <w:b/>
+        </w:rPr>
+        <w:t xml:space="preserve">Juliano Cesar Ferreira Ramos:</w:t>
+      </w:r>
+      <w:r>
+        <w:t xml:space="preserve"> </w:t>
+      </w:r>
+      <w:r>
+        <w:t xml:space="preserve">compilou com</w:t>
+      </w:r>
+      <w:r>
+        <w:t xml:space="preserve"> </w:t>
+      </w:r>
+      <w:r>
+        <w:rPr>
+          <w:rStyle w:val="VerbatimChar"/>
+        </w:rPr>
+        <w:t xml:space="preserve">gradlew</w:t>
+      </w:r>
+      <w:r>
+        <w:t xml:space="preserve">, rodou a suíte e o teste de corrida e</w:t>
+      </w:r>
+      <w:r>
+        <w:t xml:space="preserve"> </w:t>
+      </w:r>
+      <w:r>
+        <w:t xml:space="preserve">instalou no aparelho (</w:t>
+      </w:r>
+      <w:r>
+        <w:rPr>
+          <w:rStyle w:val="VerbatimChar"/>
+        </w:rPr>
+        <w:t xml:space="preserve">cb0468d</w:t>
+      </w:r>
+      <w:r>
+        <w:t xml:space="preserve">); testou o chat de mensagens de um aparelho para outro; gravou a</w:t>
+      </w:r>
+      <w:r>
+        <w:t xml:space="preserve"> </w:t>
+      </w:r>
+      <w:r>
+        <w:t xml:space="preserve">sessão bloqueada de 21h12, já com</w:t>
+      </w:r>
+      <w:r>
+        <w:t xml:space="preserve"> </w:t>
+      </w:r>
+      <w:r>
+        <w:t xml:space="preserve">“</w:t>
+      </w:r>
+      <w:r>
+        <w:t xml:space="preserve">Permitir o tempo todo</w:t>
+      </w:r>
+      <w:r>
+        <w:t xml:space="preserve">”</w:t>
+      </w:r>
+      <w:r>
+        <w:t xml:space="preserve"> </w:t>
+      </w:r>
+      <w:r>
+        <w:t xml:space="preserve">(</w:t>
+      </w:r>
+      <w:r>
+        <w:rPr>
+          <w:rStyle w:val="VerbatimChar"/>
+        </w:rPr>
+        <w:t xml:space="preserve">be662d1</w:t>
+      </w:r>
+      <w:r>
+        <w:t xml:space="preserve">).</w:t>
+      </w:r>
+    </w:p>
+    <w:p>
+      <w:pPr>
+        <w:numPr>
+          <w:ilvl w:val="0"/>
+          <w:numId w:val="1009"/>
+        </w:numPr>
+        <w:pStyle w:val="Compact"/>
+      </w:pPr>
+      <w:r>
+        <w:rPr>
+          <w:bCs/>
+          <w:b/>
+        </w:rPr>
+        <w:t xml:space="preserve">Andre Bueno Ocanha:</w:t>
+      </w:r>
+      <w:r>
+        <w:t xml:space="preserve"> </w:t>
+      </w:r>
+      <w:r>
+        <w:t xml:space="preserve">conferiu, junto com João Paulo Silva, a reconciliação e o detector de erro</w:t>
+      </w:r>
+      <w:r>
+        <w:t xml:space="preserve"> </w:t>
+      </w:r>
+      <w:r>
+        <w:t xml:space="preserve">grosseiro (</w:t>
+      </w:r>
+      <w:r>
+        <w:rPr>
+          <w:rStyle w:val="VerbatimChar"/>
+        </w:rPr>
+        <w:t xml:space="preserve">ac1c93c</w:t>
+      </w:r>
+      <w:r>
+        <w:t xml:space="preserve">,</w:t>
+      </w:r>
+      <w:r>
+        <w:t xml:space="preserve"> </w:t>
+      </w:r>
+      <w:r>
+        <w:rPr>
+          <w:rStyle w:val="VerbatimChar"/>
+        </w:rPr>
+        <w:t xml:space="preserve">d2178d1</w:t>
+      </w:r>
+      <w:r>
+        <w:t xml:space="preserve">) e a aquisição de GNSS e IMU com a tela bloqueada, com a correção</w:t>
+      </w:r>
+      <w:r>
+        <w:t xml:space="preserve"> </w:t>
+      </w:r>
+      <w:r>
+        <w:t xml:space="preserve">D-23 (</w:t>
+      </w:r>
+      <w:r>
+        <w:rPr>
+          <w:rStyle w:val="VerbatimChar"/>
+        </w:rPr>
+        <w:t xml:space="preserve">2c49a56</w:t>
+      </w:r>
+      <w:r>
+        <w:t xml:space="preserve">,</w:t>
+      </w:r>
+      <w:r>
+        <w:t xml:space="preserve"> </w:t>
+      </w:r>
+      <w:r>
+        <w:rPr>
+          <w:rStyle w:val="VerbatimChar"/>
+        </w:rPr>
+        <w:t xml:space="preserve">32e955e</w:t>
+      </w:r>
+      <w:r>
+        <w:t xml:space="preserve">).</w:t>
+      </w:r>
+    </w:p>
+    <w:bookmarkEnd w:id="60"/>
+    <w:bookmarkStart w:id="61" w:name="leitura-em-camadas"/>
     <w:p>
       <w:pPr>
         <w:pStyle w:val="Heading1"/>
@@ -10522,8 +13354,8 @@
         <w:t xml:space="preserve">Exigida somente na AV2.</w:t>
       </w:r>
     </w:p>
-    <w:bookmarkEnd w:id="58"/>
-    <w:bookmarkStart w:id="63" w:name="X25f7573200f711d8f7c5374fde9db75f84d499b"/>
+    <w:bookmarkEnd w:id="61"/>
+    <w:bookmarkStart w:id="66" w:name="X25f7573200f711d8f7c5374fde9db75f84d499b"/>
     <w:p>
       <w:pPr>
         <w:pStyle w:val="Heading1"/>
@@ -10575,7 +13407,7 @@
         <w:t xml:space="preserve">Consistência estatística: média de γ/m em 300 janelas limpas = 0.983 (esperado 1, pois γ ~ χ²(m)).</w:t>
       </w:r>
     </w:p>
-    <w:bookmarkStart w:id="59" w:name="sensibilidade"/>
+    <w:bookmarkStart w:id="62" w:name="sensibilidade"/>
     <w:p>
       <w:pPr>
         <w:pStyle w:val="Heading3"/>
@@ -12573,8 +15405,8 @@
         <w:t xml:space="preserve">Menor salto com detecção ≥ 90%: 15.0 m.</w:t>
       </w:r>
     </w:p>
-    <w:bookmarkEnd w:id="59"/>
-    <w:bookmarkStart w:id="60" w:name="resíduo-antes-e-depois-3-janelas"/>
+    <w:bookmarkEnd w:id="62"/>
+    <w:bookmarkStart w:id="63" w:name="resíduo-antes-e-depois-3-janelas"/>
     <w:p>
       <w:pPr>
         <w:pStyle w:val="Heading3"/>
@@ -13143,8 +15975,8 @@
         </w:tc>
       </w:tr>
     </w:tbl>
-    <w:bookmarkEnd w:id="60"/>
-    <w:bookmarkStart w:id="61" w:name="X6ec481e218197a9d67c4642d3407f7a26ad5130"/>
+    <w:bookmarkEnd w:id="63"/>
+    <w:bookmarkStart w:id="64" w:name="X6ec481e218197a9d67c4642d3407f7a26ad5130"/>
     <w:p>
       <w:pPr>
         <w:pStyle w:val="Heading3"/>
@@ -13762,8 +16594,8 @@
         </w:tc>
       </w:tr>
     </w:tbl>
-    <w:bookmarkEnd w:id="61"/>
-    <w:bookmarkStart w:id="62" w:name="X421ae163ada74f49e3d90fccfee69f0fed7aa6d"/>
+    <w:bookmarkEnd w:id="64"/>
+    <w:bookmarkStart w:id="65" w:name="X421ae163ada74f49e3d90fccfee69f0fed7aa6d"/>
     <w:p>
       <w:pPr>
         <w:pStyle w:val="Heading3"/>
@@ -13974,9 +16806,9 @@
         </w:tc>
       </w:tr>
     </w:tbl>
-    <w:bookmarkEnd w:id="62"/>
-    <w:bookmarkEnd w:id="63"/>
-    <w:bookmarkStart w:id="68" w:name="apêndice-b-tabelas-completas"/>
+    <w:bookmarkEnd w:id="65"/>
+    <w:bookmarkEnd w:id="66"/>
+    <w:bookmarkStart w:id="71" w:name="apêndice-b-tabelas-completas"/>
     <w:p>
       <w:pPr>
         <w:pStyle w:val="Heading1"/>
@@ -13985,7 +16817,7 @@
         <w:t xml:space="preserve">Apêndice B — Tabelas completas</w:t>
       </w:r>
     </w:p>
-    <w:bookmarkStart w:id="64" w:name="b.1-testes-de-unidade-por-classe"/>
+    <w:bookmarkStart w:id="67" w:name="b.1-testes-de-unidade-por-classe"/>
     <w:p>
       <w:pPr>
         <w:pStyle w:val="Heading2"/>
@@ -13998,7 +16830,7 @@
       <w:pPr>
         <w:numPr>
           <w:ilvl w:val="0"/>
-          <w:numId w:val="1004"/>
+          <w:numId w:val="1010"/>
         </w:numPr>
         <w:pStyle w:val="Compact"/>
       </w:pPr>
@@ -14019,7 +16851,7 @@
       <w:pPr>
         <w:numPr>
           <w:ilvl w:val="0"/>
-          <w:numId w:val="1004"/>
+          <w:numId w:val="1010"/>
         </w:numPr>
         <w:pStyle w:val="Compact"/>
       </w:pPr>
@@ -14046,7 +16878,7 @@
       <w:pPr>
         <w:numPr>
           <w:ilvl w:val="0"/>
-          <w:numId w:val="1004"/>
+          <w:numId w:val="1010"/>
         </w:numPr>
         <w:pStyle w:val="Compact"/>
       </w:pPr>
@@ -16338,8 +19170,8 @@
         <w:t xml:space="preserve">.</w:t>
       </w:r>
     </w:p>
-    <w:bookmarkEnd w:id="64"/>
-    <w:bookmarkStart w:id="65" w:name="X473ec605de0bff1150054a57b2a09064e74eec6"/>
+    <w:bookmarkEnd w:id="67"/>
+    <w:bookmarkStart w:id="68" w:name="X473ec605de0bff1150054a57b2a09064e74eec6"/>
     <w:p>
       <w:pPr>
         <w:pStyle w:val="Heading2"/>
@@ -27975,8 +30807,8 @@
         </w:tc>
       </w:tr>
     </w:tbl>
-    <w:bookmarkEnd w:id="65"/>
-    <w:bookmarkStart w:id="66" w:name="X2f6db0e08b0f1c6c59fa09fe304a84a617876ee"/>
+    <w:bookmarkEnd w:id="68"/>
+    <w:bookmarkStart w:id="69" w:name="X2f6db0e08b0f1c6c59fa09fe304a84a617876ee"/>
     <w:p>
       <w:pPr>
         <w:pStyle w:val="Heading2"/>
@@ -36507,8 +39339,8 @@
         </w:tc>
       </w:tr>
     </w:tbl>
-    <w:bookmarkEnd w:id="66"/>
-    <w:bookmarkStart w:id="67" w:name="X9598a8605cace46f6e661bf0f718f811020ad40"/>
+    <w:bookmarkEnd w:id="69"/>
+    <w:bookmarkStart w:id="70" w:name="X9598a8605cace46f6e661bf0f718f811020ad40"/>
     <w:p>
       <w:pPr>
         <w:pStyle w:val="Heading2"/>
@@ -37483,8 +40315,8 @@
         </w:tc>
       </w:tr>
     </w:tbl>
-    <w:bookmarkEnd w:id="67"/>
-    <w:bookmarkEnd w:id="68"/>
+    <w:bookmarkEnd w:id="70"/>
+    <w:bookmarkEnd w:id="71"/>
     <w:sectPr/>
   </w:body>
 </w:document>
@@ -37680,6 +40512,24 @@
     <w:abstractNumId w:val="991"/>
   </w:num>
   <w:num w:numId="1004">
+    <w:abstractNumId w:val="991"/>
+  </w:num>
+  <w:num w:numId="1005">
+    <w:abstractNumId w:val="991"/>
+  </w:num>
+  <w:num w:numId="1006">
+    <w:abstractNumId w:val="991"/>
+  </w:num>
+  <w:num w:numId="1007">
+    <w:abstractNumId w:val="991"/>
+  </w:num>
+  <w:num w:numId="1008">
+    <w:abstractNumId w:val="991"/>
+  </w:num>
+  <w:num w:numId="1009">
+    <w:abstractNumId w:val="991"/>
+  </w:num>
+  <w:num w:numId="1010">
     <w:abstractNumId w:val="991"/>
   </w:num>
 </w:numbering>

--- a/docs/relatorio/RELATORIO_AV1.docx
+++ b/docs/relatorio/RELATORIO_AV1.docx
@@ -415,13 +415,13 @@
         <w:t xml:space="preserve"> </w:t>
       </w:r>
       <w:r>
-        <w:t xml:space="preserve">e as telas; na AV1, compilou, testou e instalou o aplicativo no aparelho, propôs a correção D-22 e</w:t>
-      </w:r>
-      <w:r>
-        <w:t xml:space="preserve"> </w:t>
-      </w:r>
-      <w:r>
-        <w:t xml:space="preserve">fez as coletas.</w:t>
+        <w:t xml:space="preserve">e as telas; na AV1, compilou, testou e instalou o aplicativo no aparelho, propôs a correção D-22,</w:t>
+      </w:r>
+      <w:r>
+        <w:t xml:space="preserve"> </w:t>
+      </w:r>
+      <w:r>
+        <w:t xml:space="preserve">fez as coletas e revisou, aprovou e mesclou a pull request #1, desta entrega.</w:t>
       </w:r>
     </w:p>
     <w:p>
@@ -455,13 +455,7 @@
         <w:t xml:space="preserve"> </w:t>
       </w:r>
       <w:r>
-        <w:t xml:space="preserve">AV1, ajudando a escrever e conferindo, e por isso é coautor deles; revisor da pull request desta</w:t>
-      </w:r>
-      <w:r>
-        <w:t xml:space="preserve"> </w:t>
-      </w:r>
-      <w:r>
-        <w:t xml:space="preserve">entrega.</w:t>
+        <w:t xml:space="preserve">AV1, ajudando a escrever e conferindo, e por isso é coautor deles.</w:t>
       </w:r>
     </w:p>
     <w:bookmarkEnd w:id="20"/>
@@ -11117,7 +11111,7 @@
         <w:t xml:space="preserve">353bc47</w:t>
       </w:r>
       <w:r>
-        <w:t xml:space="preserve">. Nesta entrega,</w:t>
+        <w:t xml:space="preserve">. Nesta entrega:</w:t>
       </w:r>
       <w:r>
         <w:t xml:space="preserve"> </w:t>
@@ -11132,13 +11126,7 @@
         <w:t xml:space="preserve"> </w:t>
       </w:r>
       <w:r>
-        <w:t xml:space="preserve">(merge</w:t>
-      </w:r>
-      <w:r>
-        <w:t xml:space="preserve"> </w:t>
-      </w:r>
-      <w:r>
-        <w:t xml:space="preserve">da</w:t>
+        <w:t xml:space="preserve">e</w:t>
       </w:r>
       <w:r>
         <w:t xml:space="preserve"> </w:t>
@@ -11147,10 +11135,46 @@
         <w:rPr>
           <w:rStyle w:val="VerbatimChar"/>
         </w:rPr>
+        <w:t xml:space="preserve">ef190d6</w:t>
+      </w:r>
+      <w:r>
+        <w:t xml:space="preserve"> </w:t>
+      </w:r>
+      <w:r>
+        <w:t xml:space="preserve">(merges da</w:t>
+      </w:r>
+      <w:r>
+        <w:t xml:space="preserve"> </w:t>
+      </w:r>
+      <w:r>
+        <w:rPr>
+          <w:rStyle w:val="VerbatimChar"/>
+        </w:rPr>
         <w:t xml:space="preserve">main</w:t>
       </w:r>
       <w:r>
-        <w:t xml:space="preserve">, D-26 a D-32) e o commit de preenchimento final.</w:t>
+        <w:t xml:space="preserve">),</w:t>
+      </w:r>
+      <w:r>
+        <w:t xml:space="preserve"> </w:t>
+      </w:r>
+      <w:r>
+        <w:rPr>
+          <w:rStyle w:val="VerbatimChar"/>
+        </w:rPr>
+        <w:t xml:space="preserve">c0847a6</w:t>
+      </w:r>
+      <w:r>
+        <w:t xml:space="preserve"> </w:t>
+      </w:r>
+      <w:r>
+        <w:t xml:space="preserve">(preenchimento do relatório, das decisões e dos slides) e a</w:t>
+      </w:r>
+      <w:r>
+        <w:t xml:space="preserve"> </w:t>
+      </w:r>
+      <w:r>
+        <w:t xml:space="preserve">correção da revisão da pull request #1.</w:t>
       </w:r>
     </w:p>
     <w:bookmarkEnd w:id="55"/>
@@ -11810,13 +11834,86 @@
         <w:t xml:space="preserve"> </w:t>
       </w:r>
       <w:r>
-        <w:t xml:space="preserve">(22/10) e dos dois commits desta entrega; gravou a sessão bloqueada</w:t>
-      </w:r>
-      <w:r>
-        <w:t xml:space="preserve"> </w:t>
-      </w:r>
-      <w:r>
-        <w:t xml:space="preserve">de 21h12.</w:t>
+        <w:t xml:space="preserve">(22/10) e de</w:t>
+      </w:r>
+      <w:r>
+        <w:t xml:space="preserve"> </w:t>
+      </w:r>
+      <w:r>
+        <w:rPr>
+          <w:rStyle w:val="VerbatimChar"/>
+        </w:rPr>
+        <w:t xml:space="preserve">6addf61</w:t>
+      </w:r>
+      <w:r>
+        <w:t xml:space="preserve"> </w:t>
+      </w:r>
+      <w:r>
+        <w:t xml:space="preserve">e</w:t>
+      </w:r>
+      <w:r>
+        <w:t xml:space="preserve"> </w:t>
+      </w:r>
+      <w:r>
+        <w:rPr>
+          <w:rStyle w:val="VerbatimChar"/>
+        </w:rPr>
+        <w:t xml:space="preserve">c0847a6</w:t>
+      </w:r>
+      <w:r>
+        <w:t xml:space="preserve">, desta entrega; gravou a sessão</w:t>
+      </w:r>
+      <w:r>
+        <w:t xml:space="preserve"> </w:t>
+      </w:r>
+      <w:r>
+        <w:t xml:space="preserve">bloqueada de 21h12.</w:t>
+      </w:r>
+    </w:p>
+    <w:p>
+      <w:pPr>
+        <w:numPr>
+          <w:ilvl w:val="0"/>
+          <w:numId w:val="1005"/>
+        </w:numPr>
+        <w:pStyle w:val="Compact"/>
+      </w:pPr>
+      <w:r>
+        <w:rPr>
+          <w:bCs/>
+          <w:b/>
+        </w:rPr>
+        <w:t xml:space="preserve">Revisão.</w:t>
+      </w:r>
+      <w:r>
+        <w:t xml:space="preserve"> </w:t>
+      </w:r>
+      <w:r>
+        <w:t xml:space="preserve">Revisou, aprovou e mesclou a pull request #1 (</w:t>
+      </w:r>
+      <w:r>
+        <w:rPr>
+          <w:rStyle w:val="VerbatimChar"/>
+        </w:rPr>
+        <w:t xml:space="preserve">origin/joao</w:t>
+      </w:r>
+      <w:r>
+        <w:t xml:space="preserve"> </w:t>
+      </w:r>
+      <w:r>
+        <w:t xml:space="preserve">→</w:t>
+      </w:r>
+      <w:r>
+        <w:t xml:space="preserve"> </w:t>
+      </w:r>
+      <w:r>
+        <w:rPr>
+          <w:rStyle w:val="VerbatimChar"/>
+        </w:rPr>
+        <w:t xml:space="preserve">main</w:t>
+      </w:r>
+      <w:r>
+        <w:t xml:space="preserve">) em 23/10/2026.</w:t>
       </w:r>
     </w:p>
     <w:bookmarkEnd w:id="56"/>
@@ -12176,29 +12273,7 @@
         <w:pStyle w:val="Compact"/>
       </w:pPr>
       <w:r>
-        <w:t xml:space="preserve">É coautor também dos dois commits desta entrega.</w:t>
-      </w:r>
-    </w:p>
-    <w:p>
-      <w:pPr>
-        <w:numPr>
-          <w:ilvl w:val="0"/>
-          <w:numId w:val="1006"/>
-        </w:numPr>
-        <w:pStyle w:val="Compact"/>
-      </w:pPr>
-      <w:r>
-        <w:rPr>
-          <w:bCs/>
-          <w:b/>
-        </w:rPr>
-        <w:t xml:space="preserve">Revisão.</w:t>
-      </w:r>
-      <w:r>
-        <w:t xml:space="preserve"> </w:t>
-      </w:r>
-      <w:r>
-        <w:t xml:space="preserve">Revisor da pull request de</w:t>
+        <w:t xml:space="preserve">É coautor também de</w:t>
       </w:r>
       <w:r>
         <w:t xml:space="preserve"> </w:t>
@@ -12207,13 +12282,13 @@
         <w:rPr>
           <w:rStyle w:val="VerbatimChar"/>
         </w:rPr>
-        <w:t xml:space="preserve">origin/joao</w:t>
-      </w:r>
-      <w:r>
-        <w:t xml:space="preserve"> </w:t>
-      </w:r>
-      <w:r>
-        <w:t xml:space="preserve">para a</w:t>
+        <w:t xml:space="preserve">6addf61</w:t>
+      </w:r>
+      <w:r>
+        <w:t xml:space="preserve"> </w:t>
+      </w:r>
+      <w:r>
+        <w:t xml:space="preserve">e</w:t>
       </w:r>
       <w:r>
         <w:t xml:space="preserve"> </w:t>
@@ -12222,10 +12297,10 @@
         <w:rPr>
           <w:rStyle w:val="VerbatimChar"/>
         </w:rPr>
-        <w:t xml:space="preserve">main</w:t>
-      </w:r>
-      <w:r>
-        <w:t xml:space="preserve">.</w:t>
+        <w:t xml:space="preserve">c0847a6</w:t>
+      </w:r>
+      <w:r>
+        <w:t xml:space="preserve">, desta entrega.</w:t>
       </w:r>
     </w:p>
     <w:bookmarkEnd w:id="57"/>
@@ -12701,13 +12776,22 @@
         <w:t xml:space="preserve">main</w:t>
       </w:r>
       <w:r>
-        <w:t xml:space="preserve">, é a desta entrega, aberta</w:t>
-      </w:r>
-      <w:r>
-        <w:t xml:space="preserve"> </w:t>
-      </w:r>
-      <w:r>
-        <w:t xml:space="preserve">depois do prazo para revisão de Andre Bueno Ocanha. Não há integração contínua: os testes rodam com</w:t>
+        <w:t xml:space="preserve"> </w:t>
+      </w:r>
+      <w:r>
+        <w:t xml:space="preserve">(#1), foi a desta</w:t>
+      </w:r>
+      <w:r>
+        <w:t xml:space="preserve"> </w:t>
+      </w:r>
+      <w:r>
+        <w:t xml:space="preserve">entrega, aberta depois do prazo e revisada, aprovada e mesclada por Juliano Cesar Ferreira Ramos em</w:t>
+      </w:r>
+      <w:r>
+        <w:t xml:space="preserve"> </w:t>
+      </w:r>
+      <w:r>
+        <w:t xml:space="preserve">23/10/2026. Não há integração contínua: os testes rodam com</w:t>
       </w:r>
       <w:r>
         <w:t xml:space="preserve"> </w:t>
